--- a/dic/خطابات جاهزة لتعديل/خطاب اشارة الى تخلف.docx
+++ b/dic/خطابات جاهزة لتعديل/خطاب اشارة الى تخلف.docx
@@ -5,21 +5,24 @@
     <w:p>
       <w:pPr>
         <w:pStyle w:val="2"/>
-        <w:rPr>
-          <w:rFonts w:hint="cs"/>
+        <w:ind w:left="-766"/>
+        <w:rPr>
           <w:rtl/>
         </w:rPr>
       </w:pPr>
     </w:p>
     <w:p>
       <w:pPr>
-        <w:rPr>
+        <w:ind w:left="-766"/>
+        <w:rPr>
+          <w:rFonts w:hint="cs"/>
           <w:rtl/>
         </w:rPr>
       </w:pPr>
     </w:p>
     <w:p>
       <w:pPr>
+        <w:ind w:left="-766"/>
         <w:rPr>
           <w:rtl/>
         </w:rPr>
@@ -27,6 +30,7 @@
     </w:p>
     <w:p>
       <w:pPr>
+        <w:ind w:left="-766"/>
         <w:rPr>
           <w:rtl/>
         </w:rPr>
@@ -65,9 +69,10 @@
           <w:p>
             <w:pPr>
               <w:spacing w:line="240" w:lineRule="auto"/>
+              <w:ind w:left="-766"/>
               <w:jc w:val="center"/>
               <w:rPr>
-                <w:rFonts w:asciiTheme="minorBidi" w:hAnsiTheme="minorBidi"/>
+                <w:rFonts w:asciiTheme="minorBidi" w:hAnsiTheme="minorBidi" w:cs="AL-Mohanad Bold"/>
                 <w:b/>
                 <w:bCs/>
                 <w:color w:val="000000" w:themeColor="text1"/>
@@ -78,7 +83,7 @@
             </w:pPr>
             <w:r>
               <w:rPr>
-                <w:rFonts w:asciiTheme="minorBidi" w:hAnsiTheme="minorBidi"/>
+                <w:rFonts w:asciiTheme="minorBidi" w:hAnsiTheme="minorBidi" w:cs="AL-Mohanad Bold"/>
                 <w:b/>
                 <w:bCs/>
                 <w:color w:val="000000" w:themeColor="text1"/>
@@ -105,9 +110,10 @@
           <w:p>
             <w:pPr>
               <w:spacing w:line="240" w:lineRule="auto"/>
+              <w:ind w:left="-766"/>
               <w:jc w:val="center"/>
               <w:rPr>
-                <w:rFonts w:asciiTheme="minorBidi" w:hAnsiTheme="minorBidi"/>
+                <w:rFonts w:asciiTheme="minorBidi" w:hAnsiTheme="minorBidi" w:cs="AL-Mohanad Bold"/>
                 <w:b/>
                 <w:bCs/>
                 <w:color w:val="000000" w:themeColor="text1"/>
@@ -118,7 +124,7 @@
             </w:pPr>
             <w:r>
               <w:rPr>
-                <w:rFonts w:asciiTheme="minorBidi" w:hAnsiTheme="minorBidi"/>
+                <w:rFonts w:asciiTheme="minorBidi" w:hAnsiTheme="minorBidi" w:cs="AL-Mohanad Bold"/>
                 <w:b/>
                 <w:bCs/>
                 <w:color w:val="000000" w:themeColor="text1"/>
@@ -145,9 +151,10 @@
           <w:p>
             <w:pPr>
               <w:spacing w:line="240" w:lineRule="auto"/>
+              <w:ind w:left="-766"/>
               <w:jc w:val="center"/>
               <w:rPr>
-                <w:rFonts w:asciiTheme="minorBidi" w:hAnsiTheme="minorBidi"/>
+                <w:rFonts w:asciiTheme="minorBidi" w:hAnsiTheme="minorBidi" w:cs="AL-Mohanad Bold"/>
                 <w:b/>
                 <w:bCs/>
                 <w:color w:val="000000" w:themeColor="text1"/>
@@ -158,7 +165,7 @@
             </w:pPr>
             <w:r>
               <w:rPr>
-                <w:rFonts w:asciiTheme="minorBidi" w:hAnsiTheme="minorBidi"/>
+                <w:rFonts w:asciiTheme="minorBidi" w:hAnsiTheme="minorBidi" w:cs="AL-Mohanad Bold"/>
                 <w:b/>
                 <w:bCs/>
                 <w:color w:val="000000" w:themeColor="text1"/>
@@ -189,9 +196,12 @@
             <w:pPr>
               <w:bidi w:val="0"/>
               <w:spacing w:line="240" w:lineRule="auto"/>
+              <w:ind w:left="-766"/>
               <w:jc w:val="center"/>
               <w:rPr>
                 <w:rFonts w:asciiTheme="minorBidi" w:hAnsiTheme="minorBidi"/>
+                <w:b/>
+                <w:bCs/>
                 <w:color w:val="000000" w:themeColor="text1"/>
                 <w:sz w:val="36"/>
                 <w:szCs w:val="36"/>
@@ -212,9 +222,12 @@
           <w:p>
             <w:pPr>
               <w:spacing w:line="240" w:lineRule="auto"/>
+              <w:ind w:left="-766"/>
               <w:jc w:val="center"/>
               <w:rPr>
                 <w:rFonts w:asciiTheme="minorBidi" w:hAnsiTheme="minorBidi"/>
+                <w:b/>
+                <w:bCs/>
                 <w:color w:val="000000" w:themeColor="text1"/>
                 <w:sz w:val="36"/>
                 <w:szCs w:val="36"/>
@@ -223,7 +236,9 @@
             </w:pPr>
             <w:r>
               <w:rPr>
-                <w:rFonts w:asciiTheme="minorBidi" w:hAnsiTheme="minorBidi" w:hint="cs"/>
+                <w:rFonts w:asciiTheme="minorBidi" w:hAnsiTheme="minorBidi"/>
+                <w:b/>
+                <w:bCs/>
                 <w:color w:val="000000" w:themeColor="text1"/>
                 <w:sz w:val="36"/>
                 <w:szCs w:val="36"/>
@@ -247,9 +262,12 @@
             <w:pPr>
               <w:bidi w:val="0"/>
               <w:spacing w:line="240" w:lineRule="auto"/>
+              <w:ind w:left="-766"/>
               <w:jc w:val="center"/>
               <w:rPr>
                 <w:rFonts w:asciiTheme="minorBidi" w:hAnsiTheme="minorBidi"/>
+                <w:b/>
+                <w:bCs/>
                 <w:color w:val="000000" w:themeColor="text1"/>
                 <w:sz w:val="36"/>
                 <w:szCs w:val="36"/>
@@ -262,28 +280,42 @@
     </w:tbl>
     <w:p>
       <w:pPr>
-        <w:rPr>
-          <w:sz w:val="36"/>
-          <w:szCs w:val="36"/>
+        <w:ind w:left="-766"/>
+        <w:rPr>
+          <w:rFonts w:asciiTheme="minorBidi" w:hAnsiTheme="minorBidi"/>
+          <w:color w:val="000000" w:themeColor="text1"/>
+          <w:sz w:val="32"/>
+          <w:szCs w:val="32"/>
         </w:rPr>
       </w:pPr>
     </w:p>
     <w:p>
       <w:pPr>
-        <w:rPr>
-          <w:rFonts w:asciiTheme="minorBidi" w:hAnsiTheme="minorBidi"/>
-          <w:color w:val="000000" w:themeColor="text1"/>
-          <w:sz w:val="32"/>
-          <w:szCs w:val="32"/>
+        <w:ind w:left="-766"/>
+        <w:rPr>
+          <w:rFonts w:asciiTheme="minorBidi" w:hAnsiTheme="minorBidi" w:cs="AL-Mateen"/>
+          <w:color w:val="000000" w:themeColor="text1"/>
+          <w:sz w:val="36"/>
+          <w:szCs w:val="36"/>
+          <w:rtl/>
         </w:rPr>
       </w:pPr>
+      <w:r>
+        <w:rPr>
+          <w:rFonts w:asciiTheme="minorBidi" w:hAnsiTheme="minorBidi" w:cs="AL-Mateen" w:hint="cs"/>
+          <w:color w:val="000000" w:themeColor="text1"/>
+          <w:sz w:val="36"/>
+          <w:szCs w:val="36"/>
+          <w:rtl/>
+        </w:rPr>
+        <w:t xml:space="preserve">سعادة مدير جوازات مطار الملك خالد الدولي                     الموقر                    </w:t>
+      </w:r>
     </w:p>
     <w:p>
       <w:pPr>
-        <w:rPr>
-          <w:rFonts w:asciiTheme="minorBidi" w:hAnsiTheme="minorBidi" w:cs="PT Bold Heading"/>
-          <w:b/>
-          <w:bCs/>
+        <w:ind w:left="-766"/>
+        <w:rPr>
+          <w:rFonts w:asciiTheme="minorBidi" w:hAnsiTheme="minorBidi" w:cs="AL-Mateen"/>
           <w:color w:val="000000" w:themeColor="text1"/>
           <w:sz w:val="36"/>
           <w:szCs w:val="36"/>
@@ -292,21 +324,71 @@
       </w:pPr>
       <w:r>
         <w:rPr>
-          <w:rFonts w:asciiTheme="minorBidi" w:hAnsiTheme="minorBidi" w:cs="PT Bold Heading" w:hint="cs"/>
-          <w:b/>
-          <w:bCs/>
-          <w:color w:val="000000" w:themeColor="text1"/>
-          <w:sz w:val="36"/>
-          <w:szCs w:val="36"/>
-          <w:rtl/>
-        </w:rPr>
-        <w:t xml:space="preserve">سعادة مدير جوازات مطار الملك خالد الدولي                     الموقر                    </w:t>
+          <w:rFonts w:asciiTheme="minorBidi" w:hAnsiTheme="minorBidi" w:cs="AL-Mateen"/>
+          <w:color w:val="000000" w:themeColor="text1"/>
+          <w:sz w:val="32"/>
+          <w:szCs w:val="32"/>
+          <w:rtl/>
+        </w:rPr>
+        <w:t>   </w:t>
+      </w:r>
+      <w:r>
+        <w:rPr>
+          <w:rFonts w:asciiTheme="minorBidi" w:hAnsiTheme="minorBidi" w:cs="AL-Mateen"/>
+          <w:color w:val="000000" w:themeColor="text1"/>
+          <w:sz w:val="36"/>
+          <w:szCs w:val="36"/>
+          <w:rtl/>
+        </w:rPr>
+        <w:t xml:space="preserve">السلام عليكم ورحمة الله </w:t>
+      </w:r>
+      <w:proofErr w:type="gramStart"/>
+      <w:r>
+        <w:rPr>
+          <w:rFonts w:asciiTheme="minorBidi" w:hAnsiTheme="minorBidi" w:cs="AL-Mateen"/>
+          <w:color w:val="000000" w:themeColor="text1"/>
+          <w:sz w:val="36"/>
+          <w:szCs w:val="36"/>
+          <w:rtl/>
+        </w:rPr>
+        <w:t>وبركاته،،،</w:t>
+      </w:r>
+      <w:proofErr w:type="gramEnd"/>
+      <w:r>
+        <w:rPr>
+          <w:rFonts w:asciiTheme="minorBidi" w:hAnsiTheme="minorBidi" w:cs="AL-Mateen"/>
+          <w:color w:val="000000" w:themeColor="text1"/>
+          <w:sz w:val="36"/>
+          <w:szCs w:val="36"/>
+          <w:rtl/>
+        </w:rPr>
+        <w:t>وبعد:</w:t>
       </w:r>
     </w:p>
     <w:p>
       <w:pPr>
-        <w:rPr>
-          <w:rFonts w:asciiTheme="minorBidi" w:hAnsiTheme="minorBidi"/>
+        <w:ind w:left="-766"/>
+        <w:rPr>
+          <w:rFonts w:asciiTheme="minorBidi" w:hAnsiTheme="minorBidi" w:cs="AL-Mohanad Bold"/>
+          <w:color w:val="000000" w:themeColor="text1"/>
+          <w:sz w:val="36"/>
+          <w:szCs w:val="36"/>
+          <w:rtl/>
+        </w:rPr>
+      </w:pPr>
+      <w:r>
+        <w:rPr>
+          <w:rFonts w:asciiTheme="minorBidi" w:hAnsiTheme="minorBidi" w:cs="AL-Mohanad Bold"/>
+          <w:color w:val="000000" w:themeColor="text1"/>
+          <w:sz w:val="36"/>
+          <w:szCs w:val="36"/>
+          <w:rtl/>
+        </w:rPr>
+        <w:t xml:space="preserve"> </w:t>
+      </w:r>
+      <w:r>
+        <w:rPr>
+          <w:rFonts w:asciiTheme="minorBidi" w:hAnsiTheme="minorBidi" w:cs="AL-Mohanad Bold" w:hint="cs"/>
           <w:b/>
           <w:bCs/>
           <w:color w:val="000000" w:themeColor="text1"/>
@@ -314,62 +396,134 @@
           <w:szCs w:val="36"/>
           <w:rtl/>
         </w:rPr>
-      </w:pPr>
-      <w:r>
-        <w:rPr>
-          <w:rFonts w:asciiTheme="minorBidi" w:hAnsiTheme="minorBidi"/>
-          <w:b/>
-          <w:bCs/>
-          <w:color w:val="000000" w:themeColor="text1"/>
-          <w:sz w:val="32"/>
-          <w:szCs w:val="32"/>
-          <w:rtl/>
-        </w:rPr>
-        <w:t>   </w:t>
-      </w:r>
-      <w:r>
-        <w:rPr>
-          <w:rFonts w:asciiTheme="minorBidi" w:hAnsiTheme="minorBidi"/>
-          <w:b/>
-          <w:bCs/>
-          <w:color w:val="000000" w:themeColor="text1"/>
-          <w:sz w:val="36"/>
-          <w:szCs w:val="36"/>
-          <w:rtl/>
-        </w:rPr>
-        <w:t xml:space="preserve">السلام عليكم ورحمة الله </w:t>
-      </w:r>
-      <w:proofErr w:type="gramStart"/>
-      <w:r>
-        <w:rPr>
-          <w:rFonts w:asciiTheme="minorBidi" w:hAnsiTheme="minorBidi"/>
-          <w:b/>
-          <w:bCs/>
-          <w:color w:val="000000" w:themeColor="text1"/>
-          <w:sz w:val="36"/>
-          <w:szCs w:val="36"/>
-          <w:rtl/>
-        </w:rPr>
-        <w:t>وبركاته،،،</w:t>
-      </w:r>
-      <w:proofErr w:type="gramEnd"/>
-      <w:r>
-        <w:rPr>
-          <w:rFonts w:asciiTheme="minorBidi" w:hAnsiTheme="minorBidi"/>
-          <w:b/>
-          <w:bCs/>
-          <w:color w:val="000000" w:themeColor="text1"/>
-          <w:sz w:val="36"/>
-          <w:szCs w:val="36"/>
-          <w:rtl/>
-        </w:rPr>
-        <w:t>وبعد:</w:t>
+        <w:t>الإشارة:</w:t>
+      </w:r>
+      <w:r>
+        <w:rPr>
+          <w:rFonts w:asciiTheme="minorBidi" w:hAnsiTheme="minorBidi" w:cs="AL-Mohanad Bold" w:hint="cs"/>
+          <w:color w:val="000000" w:themeColor="text1"/>
+          <w:sz w:val="36"/>
+          <w:szCs w:val="36"/>
+          <w:rtl/>
+        </w:rPr>
+        <w:t xml:space="preserve"> </w:t>
+      </w:r>
+      <w:r>
+        <w:rPr>
+          <w:rFonts w:asciiTheme="minorBidi" w:hAnsiTheme="minorBidi" w:cs="AL-Mohanad Bold" w:hint="cs"/>
+          <w:color w:val="000000" w:themeColor="text1"/>
+          <w:sz w:val="36"/>
+          <w:szCs w:val="36"/>
+          <w:rtl/>
+        </w:rPr>
+        <w:t xml:space="preserve">خطاب سعادتكم رقم </w:t>
+      </w:r>
+      <w:r>
+        <w:rPr>
+          <w:rFonts w:asciiTheme="minorBidi" w:hAnsiTheme="minorBidi" w:cs="AL-Mohanad Bold" w:hint="cs"/>
+          <w:color w:val="000000" w:themeColor="text1"/>
+          <w:sz w:val="36"/>
+          <w:szCs w:val="36"/>
+          <w:rtl/>
+        </w:rPr>
+        <w:t xml:space="preserve">              </w:t>
+      </w:r>
+      <w:r>
+        <w:rPr>
+          <w:rFonts w:asciiTheme="minorBidi" w:hAnsiTheme="minorBidi" w:cs="AL-Mohanad Bold" w:hint="cs"/>
+          <w:color w:val="000000" w:themeColor="text1"/>
+          <w:sz w:val="36"/>
+          <w:szCs w:val="36"/>
+          <w:rtl/>
+        </w:rPr>
+        <w:t xml:space="preserve"> </w:t>
+      </w:r>
+      <w:r>
+        <w:rPr>
+          <w:rFonts w:asciiTheme="minorBidi" w:hAnsiTheme="minorBidi" w:cs="AL-Mohanad Bold" w:hint="cs"/>
+          <w:color w:val="000000" w:themeColor="text1"/>
+          <w:sz w:val="36"/>
+          <w:szCs w:val="36"/>
+          <w:rtl/>
+        </w:rPr>
+        <w:t xml:space="preserve">وتاريخ </w:t>
+      </w:r>
+      <w:r>
+        <w:rPr>
+          <w:rFonts w:asciiTheme="minorBidi" w:hAnsiTheme="minorBidi" w:cs="AL-Mohanad Bold" w:hint="cs"/>
+          <w:color w:val="000000" w:themeColor="text1"/>
+          <w:sz w:val="36"/>
+          <w:szCs w:val="36"/>
+          <w:rtl/>
+        </w:rPr>
+        <w:t xml:space="preserve">   </w:t>
+      </w:r>
+      <w:r>
+        <w:rPr>
+          <w:rFonts w:asciiTheme="minorBidi" w:hAnsiTheme="minorBidi" w:cs="AL-Mohanad Bold" w:hint="cs"/>
+          <w:color w:val="000000" w:themeColor="text1"/>
+          <w:sz w:val="36"/>
+          <w:szCs w:val="36"/>
+          <w:rtl/>
+        </w:rPr>
+        <w:t>/</w:t>
+      </w:r>
+      <w:r>
+        <w:rPr>
+          <w:rFonts w:asciiTheme="minorBidi" w:hAnsiTheme="minorBidi" w:cs="AL-Mohanad Bold" w:hint="cs"/>
+          <w:color w:val="000000" w:themeColor="text1"/>
+          <w:sz w:val="36"/>
+          <w:szCs w:val="36"/>
+          <w:rtl/>
+        </w:rPr>
+        <w:t xml:space="preserve">    </w:t>
+      </w:r>
+      <w:r>
+        <w:rPr>
+          <w:rFonts w:asciiTheme="minorBidi" w:hAnsiTheme="minorBidi" w:cs="AL-Mohanad Bold" w:hint="cs"/>
+          <w:color w:val="000000" w:themeColor="text1"/>
+          <w:sz w:val="36"/>
+          <w:szCs w:val="36"/>
+          <w:rtl/>
+        </w:rPr>
+        <w:t>/</w:t>
+      </w:r>
+      <w:r>
+        <w:rPr>
+          <w:rFonts w:asciiTheme="minorBidi" w:hAnsiTheme="minorBidi" w:cs="AL-Mohanad Bold" w:hint="cs"/>
+          <w:color w:val="000000" w:themeColor="text1"/>
+          <w:sz w:val="36"/>
+          <w:szCs w:val="36"/>
+          <w:rtl/>
+        </w:rPr>
+        <w:t xml:space="preserve"> </w:t>
+      </w:r>
+      <w:r>
+        <w:rPr>
+          <w:rFonts w:asciiTheme="minorBidi" w:hAnsiTheme="minorBidi" w:cs="AL-Mohanad Bold" w:hint="cs"/>
+          <w:color w:val="000000" w:themeColor="text1"/>
+          <w:sz w:val="36"/>
+          <w:szCs w:val="36"/>
+          <w:rtl/>
+        </w:rPr>
+        <w:t xml:space="preserve">  144</w:t>
+      </w:r>
+      <w:r>
+        <w:rPr>
+          <w:rFonts w:asciiTheme="minorBidi" w:hAnsiTheme="minorBidi" w:cs="AL-Mohanad Bold" w:hint="cs"/>
+          <w:color w:val="000000" w:themeColor="text1"/>
+          <w:sz w:val="36"/>
+          <w:szCs w:val="36"/>
+          <w:rtl/>
+        </w:rPr>
+        <w:t>هـ</w:t>
       </w:r>
     </w:p>
     <w:p>
       <w:pPr>
-        <w:rPr>
-          <w:rFonts w:asciiTheme="minorBidi" w:hAnsiTheme="minorBidi"/>
+        <w:ind w:left="-766"/>
+        <w:rPr>
+          <w:rFonts w:asciiTheme="minorBidi" w:hAnsiTheme="minorBidi" w:cs="AL-Mohanad Bold"/>
           <w:color w:val="000000" w:themeColor="text1"/>
           <w:sz w:val="36"/>
           <w:szCs w:val="36"/>
@@ -378,7 +532,19 @@
       </w:pPr>
       <w:r>
         <w:rPr>
-          <w:rFonts w:asciiTheme="minorBidi" w:hAnsiTheme="minorBidi"/>
+          <w:rFonts w:asciiTheme="minorBidi" w:hAnsiTheme="minorBidi" w:cs="AL-Mohanad Bold" w:hint="cs"/>
+          <w:b/>
+          <w:bCs/>
+          <w:color w:val="000000" w:themeColor="text1"/>
+          <w:sz w:val="36"/>
+          <w:szCs w:val="36"/>
+          <w:rtl/>
+        </w:rPr>
+        <w:t>الموضوع:</w:t>
+      </w:r>
+      <w:r>
+        <w:rPr>
+          <w:rFonts w:asciiTheme="minorBidi" w:hAnsiTheme="minorBidi" w:cs="AL-Mohanad Bold" w:hint="cs"/>
           <w:color w:val="000000" w:themeColor="text1"/>
           <w:sz w:val="36"/>
           <w:szCs w:val="36"/>
@@ -387,6 +553,769 @@
         <w:t xml:space="preserve"> </w:t>
       </w:r>
       <w:r>
+        <w:rPr>
+          <w:rFonts w:asciiTheme="minorBidi" w:hAnsiTheme="minorBidi" w:cs="AL-Mohanad Bold" w:hint="cs"/>
+          <w:color w:val="000000" w:themeColor="text1"/>
+          <w:sz w:val="36"/>
+          <w:szCs w:val="36"/>
+          <w:rtl/>
+        </w:rPr>
+        <w:t xml:space="preserve">بشأن تخلف </w:t>
+      </w:r>
+      <w:r>
+        <w:rPr>
+          <w:rFonts w:asciiTheme="minorBidi" w:hAnsiTheme="minorBidi" w:cs="AL-Mohanad Bold" w:hint="cs"/>
+          <w:color w:val="000000" w:themeColor="text1"/>
+          <w:sz w:val="36"/>
+          <w:szCs w:val="36"/>
+          <w:rtl/>
+        </w:rPr>
+        <w:t>الراكب</w:t>
+      </w:r>
+      <w:r>
+        <w:rPr>
+          <w:rFonts w:asciiTheme="minorBidi" w:hAnsiTheme="minorBidi" w:cs="AL-Mohanad Bold" w:hint="cs"/>
+          <w:color w:val="000000" w:themeColor="text1"/>
+          <w:sz w:val="36"/>
+          <w:szCs w:val="36"/>
+          <w:rtl/>
+        </w:rPr>
+        <w:t xml:space="preserve"> الموضحة </w:t>
+      </w:r>
+      <w:r>
+        <w:rPr>
+          <w:rFonts w:asciiTheme="minorBidi" w:hAnsiTheme="minorBidi" w:cs="AL-Mohanad Bold" w:hint="cs"/>
+          <w:color w:val="000000" w:themeColor="text1"/>
+          <w:sz w:val="36"/>
+          <w:szCs w:val="36"/>
+          <w:rtl/>
+        </w:rPr>
+        <w:t>بياناته</w:t>
+      </w:r>
+      <w:r>
+        <w:rPr>
+          <w:rFonts w:asciiTheme="minorBidi" w:hAnsiTheme="minorBidi" w:cs="AL-Mohanad Bold" w:hint="cs"/>
+          <w:color w:val="000000" w:themeColor="text1"/>
+          <w:sz w:val="36"/>
+          <w:szCs w:val="36"/>
+          <w:rtl/>
+        </w:rPr>
+        <w:t xml:space="preserve"> بعالية عن رحلة </w:t>
+      </w:r>
+      <w:r>
+        <w:rPr>
+          <w:rFonts w:asciiTheme="minorBidi" w:hAnsiTheme="minorBidi" w:cs="AL-Mohanad Bold" w:hint="cs"/>
+          <w:color w:val="000000" w:themeColor="text1"/>
+          <w:sz w:val="36"/>
+          <w:szCs w:val="36"/>
+          <w:rtl/>
+        </w:rPr>
+        <w:t>خطوط</w:t>
+      </w:r>
+      <w:r>
+        <w:rPr>
+          <w:rFonts w:asciiTheme="minorBidi" w:hAnsiTheme="minorBidi" w:cs="AL-Mohanad Bold" w:hint="cs"/>
+          <w:color w:val="000000" w:themeColor="text1"/>
+          <w:sz w:val="36"/>
+          <w:szCs w:val="36"/>
+          <w:rtl/>
+        </w:rPr>
+        <w:t xml:space="preserve"> </w:t>
+      </w:r>
+      <w:r>
+        <w:rPr>
+          <w:rFonts w:asciiTheme="minorBidi" w:hAnsiTheme="minorBidi" w:cs="AL-Mohanad Bold" w:hint="cs"/>
+          <w:color w:val="000000" w:themeColor="text1"/>
+          <w:sz w:val="36"/>
+          <w:szCs w:val="36"/>
+          <w:rtl/>
+        </w:rPr>
+        <w:t>..........</w:t>
+      </w:r>
+      <w:r>
+        <w:rPr>
+          <w:rFonts w:asciiTheme="minorBidi" w:hAnsiTheme="minorBidi" w:cs="AL-Mohanad Bold" w:hint="cs"/>
+          <w:color w:val="000000" w:themeColor="text1"/>
+          <w:sz w:val="36"/>
+          <w:szCs w:val="36"/>
+          <w:rtl/>
+        </w:rPr>
+        <w:t xml:space="preserve"> </w:t>
+      </w:r>
+      <w:r>
+        <w:rPr>
+          <w:rFonts w:asciiTheme="minorBidi" w:hAnsiTheme="minorBidi" w:cs="AL-Mohanad Bold" w:hint="cs"/>
+          <w:color w:val="000000" w:themeColor="text1"/>
+          <w:sz w:val="36"/>
+          <w:szCs w:val="36"/>
+          <w:rtl/>
+        </w:rPr>
+        <w:t>رقم (</w:t>
+      </w:r>
+      <w:r>
+        <w:rPr>
+          <w:rFonts w:asciiTheme="minorBidi" w:hAnsiTheme="minorBidi" w:cs="AL-Mohanad Bold" w:hint="cs"/>
+          <w:color w:val="000000" w:themeColor="text1"/>
+          <w:sz w:val="36"/>
+          <w:szCs w:val="36"/>
+          <w:rtl/>
+        </w:rPr>
+        <w:t>...........</w:t>
+      </w:r>
+      <w:r>
+        <w:rPr>
+          <w:rFonts w:asciiTheme="minorBidi" w:hAnsiTheme="minorBidi" w:cs="AL-Mohanad Bold" w:hint="cs"/>
+          <w:color w:val="000000" w:themeColor="text1"/>
+          <w:sz w:val="36"/>
+          <w:szCs w:val="36"/>
+          <w:rtl/>
+        </w:rPr>
+        <w:t xml:space="preserve">) </w:t>
+      </w:r>
+    </w:p>
+    <w:p>
+      <w:pPr>
+        <w:ind w:left="-766"/>
+        <w:rPr>
+          <w:rFonts w:asciiTheme="minorBidi" w:hAnsiTheme="minorBidi" w:cs="AL-Mohanad Bold"/>
+          <w:color w:val="000000" w:themeColor="text1"/>
+          <w:sz w:val="36"/>
+          <w:szCs w:val="36"/>
+          <w:rtl/>
+        </w:rPr>
+      </w:pPr>
+      <w:r>
+        <w:rPr>
+          <w:rFonts w:asciiTheme="minorBidi" w:hAnsiTheme="minorBidi" w:cs="AL-Mohanad Bold" w:hint="cs"/>
+          <w:b/>
+          <w:bCs/>
+          <w:color w:val="000000" w:themeColor="text1"/>
+          <w:sz w:val="36"/>
+          <w:szCs w:val="36"/>
+          <w:rtl/>
+        </w:rPr>
+        <w:t>الإفادة:</w:t>
+      </w:r>
+      <w:r>
+        <w:rPr>
+          <w:rFonts w:asciiTheme="minorBidi" w:hAnsiTheme="minorBidi" w:cs="AL-Mohanad Bold" w:hint="cs"/>
+          <w:b/>
+          <w:bCs/>
+          <w:color w:val="000000" w:themeColor="text1"/>
+          <w:sz w:val="36"/>
+          <w:szCs w:val="36"/>
+          <w:rtl/>
+        </w:rPr>
+        <w:t xml:space="preserve"> </w:t>
+      </w:r>
+      <w:r>
+        <w:rPr>
+          <w:rFonts w:asciiTheme="minorBidi" w:hAnsiTheme="minorBidi" w:cs="AL-Mohanad Bold" w:hint="cs"/>
+          <w:color w:val="000000" w:themeColor="text1"/>
+          <w:sz w:val="36"/>
+          <w:szCs w:val="36"/>
+          <w:rtl/>
+        </w:rPr>
+        <w:t>نفيد سعادتكم بأن</w:t>
+      </w:r>
+      <w:r>
+        <w:rPr>
+          <w:rFonts w:asciiTheme="minorBidi" w:hAnsiTheme="minorBidi" w:cs="AL-Mohanad Bold" w:hint="cs"/>
+          <w:color w:val="000000" w:themeColor="text1"/>
+          <w:sz w:val="36"/>
+          <w:szCs w:val="36"/>
+          <w:rtl/>
+        </w:rPr>
+        <w:t>ه</w:t>
+      </w:r>
+      <w:r>
+        <w:rPr>
+          <w:rFonts w:asciiTheme="minorBidi" w:hAnsiTheme="minorBidi" w:cs="AL-Mohanad Bold" w:hint="cs"/>
+          <w:color w:val="000000" w:themeColor="text1"/>
+          <w:sz w:val="36"/>
+          <w:szCs w:val="36"/>
+          <w:rtl/>
+        </w:rPr>
+        <w:t xml:space="preserve"> </w:t>
+      </w:r>
+      <w:r>
+        <w:rPr>
+          <w:rFonts w:asciiTheme="minorBidi" w:hAnsiTheme="minorBidi" w:cs="AL-Mohanad Bold" w:hint="cs"/>
+          <w:color w:val="000000" w:themeColor="text1"/>
+          <w:sz w:val="36"/>
+          <w:szCs w:val="36"/>
+          <w:rtl/>
+        </w:rPr>
+        <w:t>تمت مغادرة</w:t>
+      </w:r>
+      <w:r>
+        <w:rPr>
+          <w:rFonts w:asciiTheme="minorBidi" w:hAnsiTheme="minorBidi" w:cs="AL-Mohanad Bold" w:hint="cs"/>
+          <w:color w:val="000000" w:themeColor="text1"/>
+          <w:sz w:val="36"/>
+          <w:szCs w:val="36"/>
+          <w:rtl/>
+        </w:rPr>
+        <w:t xml:space="preserve"> </w:t>
+      </w:r>
+      <w:r>
+        <w:rPr>
+          <w:rFonts w:asciiTheme="minorBidi" w:hAnsiTheme="minorBidi" w:cs="AL-Mohanad Bold" w:hint="cs"/>
+          <w:color w:val="000000" w:themeColor="text1"/>
+          <w:sz w:val="36"/>
+          <w:szCs w:val="36"/>
+          <w:rtl/>
+        </w:rPr>
+        <w:t>الراكب</w:t>
+      </w:r>
+      <w:r>
+        <w:rPr>
+          <w:rFonts w:asciiTheme="minorBidi" w:hAnsiTheme="minorBidi" w:cs="AL-Mohanad Bold" w:hint="cs"/>
+          <w:color w:val="000000" w:themeColor="text1"/>
+          <w:sz w:val="36"/>
+          <w:szCs w:val="36"/>
+          <w:rtl/>
+        </w:rPr>
+        <w:t xml:space="preserve"> </w:t>
+      </w:r>
+      <w:r>
+        <w:rPr>
+          <w:rFonts w:asciiTheme="minorBidi" w:hAnsiTheme="minorBidi" w:cs="AL-Mohanad Bold" w:hint="cs"/>
+          <w:color w:val="000000" w:themeColor="text1"/>
+          <w:sz w:val="36"/>
+          <w:szCs w:val="36"/>
+          <w:rtl/>
+        </w:rPr>
+        <w:t xml:space="preserve">يوم </w:t>
+      </w:r>
+      <w:r>
+        <w:rPr>
+          <w:rFonts w:asciiTheme="minorBidi" w:hAnsiTheme="minorBidi" w:cs="AL-Mohanad Bold" w:hint="cs"/>
+          <w:color w:val="000000" w:themeColor="text1"/>
+          <w:sz w:val="36"/>
+          <w:szCs w:val="36"/>
+          <w:rtl/>
+        </w:rPr>
+        <w:t>.......</w:t>
+      </w:r>
+      <w:r>
+        <w:rPr>
+          <w:rFonts w:asciiTheme="minorBidi" w:hAnsiTheme="minorBidi" w:cs="AL-Mohanad Bold" w:hint="cs"/>
+          <w:color w:val="000000" w:themeColor="text1"/>
+          <w:sz w:val="36"/>
+          <w:szCs w:val="36"/>
+          <w:rtl/>
+        </w:rPr>
+        <w:t xml:space="preserve"> </w:t>
+      </w:r>
+      <w:r>
+        <w:rPr>
+          <w:rFonts w:asciiTheme="minorBidi" w:hAnsiTheme="minorBidi" w:cs="AL-Mohanad Bold" w:hint="cs"/>
+          <w:color w:val="000000" w:themeColor="text1"/>
+          <w:sz w:val="36"/>
+          <w:szCs w:val="36"/>
+          <w:rtl/>
+        </w:rPr>
+        <w:t>الموافق</w:t>
+      </w:r>
+      <w:r>
+        <w:rPr>
+          <w:rFonts w:asciiTheme="minorBidi" w:hAnsiTheme="minorBidi" w:cs="AL-Mohanad Bold" w:hint="cs"/>
+          <w:color w:val="000000" w:themeColor="text1"/>
+          <w:sz w:val="36"/>
+          <w:szCs w:val="36"/>
+          <w:rtl/>
+        </w:rPr>
+        <w:t xml:space="preserve"> </w:t>
+      </w:r>
+      <w:r>
+        <w:rPr>
+          <w:rFonts w:asciiTheme="minorBidi" w:hAnsiTheme="minorBidi" w:cs="AL-Mohanad Bold" w:hint="cs"/>
+          <w:color w:val="000000" w:themeColor="text1"/>
+          <w:sz w:val="36"/>
+          <w:szCs w:val="36"/>
+          <w:rtl/>
+        </w:rPr>
+        <w:t xml:space="preserve">/    / </w:t>
+      </w:r>
+      <w:r>
+        <w:rPr>
+          <w:rFonts w:asciiTheme="minorBidi" w:hAnsiTheme="minorBidi" w:cs="AL-Mohanad Bold" w:hint="cs"/>
+          <w:color w:val="000000" w:themeColor="text1"/>
+          <w:sz w:val="36"/>
+          <w:szCs w:val="36"/>
+          <w:rtl/>
+        </w:rPr>
+        <w:t xml:space="preserve">على رحلة </w:t>
+      </w:r>
+      <w:r>
+        <w:rPr>
+          <w:rFonts w:asciiTheme="minorBidi" w:hAnsiTheme="minorBidi" w:cs="AL-Mohanad Bold" w:hint="cs"/>
+          <w:color w:val="000000" w:themeColor="text1"/>
+          <w:sz w:val="36"/>
+          <w:szCs w:val="36"/>
+          <w:rtl/>
+        </w:rPr>
+        <w:t xml:space="preserve">الخطوط </w:t>
+      </w:r>
+      <w:r>
+        <w:rPr>
+          <w:rFonts w:asciiTheme="minorBidi" w:hAnsiTheme="minorBidi" w:cs="AL-Mohanad Bold" w:hint="cs"/>
+          <w:color w:val="000000" w:themeColor="text1"/>
+          <w:sz w:val="36"/>
+          <w:szCs w:val="36"/>
+          <w:rtl/>
+        </w:rPr>
+        <w:t>............</w:t>
+      </w:r>
+      <w:r>
+        <w:rPr>
+          <w:rFonts w:asciiTheme="minorBidi" w:hAnsiTheme="minorBidi" w:cs="AL-Mohanad Bold" w:hint="cs"/>
+          <w:color w:val="000000" w:themeColor="text1"/>
+          <w:sz w:val="36"/>
+          <w:szCs w:val="36"/>
+          <w:rtl/>
+        </w:rPr>
+        <w:t xml:space="preserve"> </w:t>
+      </w:r>
+      <w:r>
+        <w:rPr>
+          <w:rFonts w:asciiTheme="minorBidi" w:hAnsiTheme="minorBidi" w:cs="AL-Mohanad Bold" w:hint="cs"/>
+          <w:color w:val="000000" w:themeColor="text1"/>
+          <w:sz w:val="36"/>
+          <w:szCs w:val="36"/>
+          <w:rtl/>
+        </w:rPr>
+        <w:t>رقم</w:t>
+      </w:r>
+      <w:r>
+        <w:rPr>
+          <w:rFonts w:asciiTheme="minorBidi" w:hAnsiTheme="minorBidi" w:cs="AL-Mohanad Bold" w:hint="cs"/>
+          <w:color w:val="000000" w:themeColor="text1"/>
+          <w:sz w:val="36"/>
+          <w:szCs w:val="36"/>
+          <w:rtl/>
+        </w:rPr>
+        <w:t xml:space="preserve"> </w:t>
+      </w:r>
+      <w:r>
+        <w:rPr>
+          <w:rFonts w:asciiTheme="minorBidi" w:hAnsiTheme="minorBidi" w:cs="AL-Mohanad Bold" w:hint="cs"/>
+          <w:color w:val="000000" w:themeColor="text1"/>
+          <w:sz w:val="36"/>
+          <w:szCs w:val="36"/>
+          <w:rtl/>
+        </w:rPr>
+        <w:t>(</w:t>
+      </w:r>
+      <w:proofErr w:type="gramStart"/>
+      <w:r>
+        <w:rPr>
+          <w:rFonts w:asciiTheme="minorBidi" w:hAnsiTheme="minorBidi" w:cs="AL-Mohanad Bold" w:hint="cs"/>
+          <w:color w:val="000000" w:themeColor="text1"/>
+          <w:sz w:val="36"/>
+          <w:szCs w:val="36"/>
+          <w:rtl/>
+        </w:rPr>
+        <w:t xml:space="preserve">.......... </w:t>
+      </w:r>
+      <w:r>
+        <w:rPr>
+          <w:rFonts w:asciiTheme="minorBidi" w:hAnsiTheme="minorBidi" w:cs="AL-Mohanad Bold" w:hint="cs"/>
+          <w:color w:val="000000" w:themeColor="text1"/>
+          <w:sz w:val="36"/>
+          <w:szCs w:val="36"/>
+          <w:rtl/>
+        </w:rPr>
+        <w:t>)</w:t>
+      </w:r>
+      <w:proofErr w:type="gramEnd"/>
+      <w:r>
+        <w:rPr>
+          <w:rFonts w:asciiTheme="minorBidi" w:hAnsiTheme="minorBidi" w:cs="AL-Mohanad Bold" w:hint="cs"/>
+          <w:color w:val="000000" w:themeColor="text1"/>
+          <w:sz w:val="36"/>
+          <w:szCs w:val="36"/>
+          <w:rtl/>
+        </w:rPr>
+        <w:t xml:space="preserve"> والمتجهة الى</w:t>
+      </w:r>
+      <w:r>
+        <w:rPr>
+          <w:rFonts w:asciiTheme="minorBidi" w:hAnsiTheme="minorBidi" w:cs="AL-Mohanad Bold"/>
+          <w:color w:val="000000" w:themeColor="text1"/>
+          <w:sz w:val="36"/>
+          <w:szCs w:val="36"/>
+        </w:rPr>
+        <w:t xml:space="preserve"> </w:t>
+      </w:r>
+      <w:r>
+        <w:rPr>
+          <w:rFonts w:asciiTheme="minorBidi" w:hAnsiTheme="minorBidi" w:cs="AL-Mohanad Bold" w:hint="cs"/>
+          <w:color w:val="000000" w:themeColor="text1"/>
+          <w:sz w:val="36"/>
+          <w:szCs w:val="36"/>
+          <w:rtl/>
+        </w:rPr>
+        <w:t>.........</w:t>
+      </w:r>
+      <w:r>
+        <w:rPr>
+          <w:rFonts w:asciiTheme="minorBidi" w:hAnsiTheme="minorBidi" w:cs="AL-Mohanad Bold" w:hint="cs"/>
+          <w:color w:val="000000" w:themeColor="text1"/>
+          <w:sz w:val="36"/>
+          <w:szCs w:val="36"/>
+          <w:rtl/>
+        </w:rPr>
+        <w:t xml:space="preserve"> </w:t>
+      </w:r>
+      <w:r>
+        <w:rPr>
+          <w:rFonts w:asciiTheme="minorBidi" w:hAnsiTheme="minorBidi" w:cs="AL-Mohanad Bold" w:hint="cs"/>
+          <w:color w:val="000000" w:themeColor="text1"/>
+          <w:sz w:val="36"/>
+          <w:szCs w:val="36"/>
+          <w:rtl/>
+        </w:rPr>
+        <w:t>بدون ملاحظات.</w:t>
+      </w:r>
+    </w:p>
+    <w:p>
+      <w:pPr>
+        <w:ind w:left="-766"/>
+        <w:rPr>
+          <w:rFonts w:asciiTheme="minorBidi" w:hAnsiTheme="minorBidi" w:cs="AL-Mohanad Bold"/>
+          <w:color w:val="000000" w:themeColor="text1"/>
+          <w:sz w:val="36"/>
+          <w:szCs w:val="36"/>
+          <w:rtl/>
+        </w:rPr>
+      </w:pPr>
+      <w:r>
+        <w:rPr>
+          <w:rFonts w:asciiTheme="minorBidi" w:hAnsiTheme="minorBidi" w:cs="AL-Mohanad Bold" w:hint="cs"/>
+          <w:color w:val="000000" w:themeColor="text1"/>
+          <w:sz w:val="36"/>
+          <w:szCs w:val="36"/>
+          <w:rtl/>
+        </w:rPr>
+        <w:t xml:space="preserve">وتجدون بطية </w:t>
+      </w:r>
+      <w:r>
+        <w:rPr>
+          <w:rFonts w:asciiTheme="minorBidi" w:hAnsiTheme="minorBidi" w:cs="AL-Mohanad Bold" w:hint="cs"/>
+          <w:color w:val="000000" w:themeColor="text1"/>
+          <w:sz w:val="36"/>
+          <w:szCs w:val="36"/>
+          <w:rtl/>
+        </w:rPr>
+        <w:t>شرائح الحاسب الآلي.</w:t>
+      </w:r>
+    </w:p>
+    <w:p>
+      <w:pPr>
+        <w:ind w:left="-766"/>
+        <w:rPr>
+          <w:rFonts w:asciiTheme="minorBidi" w:hAnsiTheme="minorBidi" w:cs="AL-Mateen"/>
+          <w:color w:val="000000" w:themeColor="text1"/>
+          <w:sz w:val="32"/>
+          <w:szCs w:val="32"/>
+          <w:rtl/>
+        </w:rPr>
+      </w:pPr>
+      <w:r>
+        <w:rPr>
+          <w:rFonts w:asciiTheme="minorBidi" w:hAnsiTheme="minorBidi" w:cs="AL-Mateen"/>
+          <w:color w:val="000000" w:themeColor="text1"/>
+          <w:sz w:val="36"/>
+          <w:szCs w:val="36"/>
+          <w:rtl/>
+        </w:rPr>
+        <w:t xml:space="preserve">  </w:t>
+      </w:r>
+      <w:r>
+        <w:rPr>
+          <w:rFonts w:asciiTheme="minorBidi" w:hAnsiTheme="minorBidi" w:cs="AL-Mateen"/>
+          <w:color w:val="000000" w:themeColor="text1"/>
+          <w:sz w:val="32"/>
+          <w:szCs w:val="32"/>
+          <w:rtl/>
+        </w:rPr>
+        <w:t xml:space="preserve">هذا ما لزم الرفع به لسعادتكم بأمل الاطلاع </w:t>
+      </w:r>
+      <w:proofErr w:type="gramStart"/>
+      <w:r>
+        <w:rPr>
+          <w:rFonts w:asciiTheme="minorBidi" w:hAnsiTheme="minorBidi" w:cs="AL-Mateen"/>
+          <w:color w:val="000000" w:themeColor="text1"/>
+          <w:sz w:val="32"/>
+          <w:szCs w:val="32"/>
+          <w:rtl/>
+        </w:rPr>
+        <w:t>والإحاطة ،</w:t>
+      </w:r>
+      <w:proofErr w:type="gramEnd"/>
+      <w:r>
+        <w:rPr>
+          <w:rFonts w:asciiTheme="minorBidi" w:hAnsiTheme="minorBidi" w:cs="AL-Mateen"/>
+          <w:color w:val="000000" w:themeColor="text1"/>
+          <w:sz w:val="32"/>
+          <w:szCs w:val="32"/>
+          <w:rtl/>
+        </w:rPr>
+        <w:t>،، والسلام عليكم  </w:t>
+      </w:r>
+    </w:p>
+    <w:tbl>
+      <w:tblPr>
+        <w:tblStyle w:val="10"/>
+        <w:bidiVisual/>
+        <w:tblW w:w="5661" w:type="dxa"/>
+        <w:tblInd w:w="3068" w:type="dxa"/>
+        <w:tblBorders>
+          <w:top w:val="none" w:sz="0" w:space="0" w:color="auto"/>
+          <w:left w:val="none" w:sz="0" w:space="0" w:color="auto"/>
+          <w:bottom w:val="none" w:sz="0" w:space="0" w:color="auto"/>
+          <w:right w:val="none" w:sz="0" w:space="0" w:color="auto"/>
+          <w:insideH w:val="none" w:sz="0" w:space="0" w:color="auto"/>
+          <w:insideV w:val="none" w:sz="0" w:space="0" w:color="auto"/>
+        </w:tblBorders>
+        <w:tblLook w:val="04A0" w:firstRow="1" w:lastRow="0" w:firstColumn="1" w:lastColumn="0" w:noHBand="0" w:noVBand="1"/>
+      </w:tblPr>
+      <w:tblGrid>
+        <w:gridCol w:w="2116"/>
+        <w:gridCol w:w="3545"/>
+      </w:tblGrid>
+      <w:tr>
+        <w:tc>
+          <w:tcPr>
+            <w:tcW w:w="2116" w:type="dxa"/>
+          </w:tcPr>
+          <w:p>
+            <w:pPr>
+              <w:spacing w:line="254" w:lineRule="auto"/>
+              <w:jc w:val="right"/>
+              <w:rPr>
+                <w:rFonts w:ascii="Arial" w:eastAsia="Times New Roman" w:hAnsi="Arial" w:cs="AL-Mateen"/>
+                <w:b/>
+                <w:bCs/>
+                <w:color w:val="000000" w:themeColor="text1"/>
+                <w:sz w:val="36"/>
+                <w:szCs w:val="36"/>
+              </w:rPr>
+            </w:pPr>
+          </w:p>
+        </w:tc>
+        <w:tc>
+          <w:tcPr>
+            <w:tcW w:w="3545" w:type="dxa"/>
+            <w:hideMark/>
+          </w:tcPr>
+          <w:p>
+            <w:pPr>
+              <w:spacing w:line="254" w:lineRule="auto"/>
+              <w:jc w:val="center"/>
+              <w:rPr>
+                <w:rFonts w:eastAsia="Times New Roman"/>
+                <w:sz w:val="36"/>
+                <w:szCs w:val="36"/>
+                <w:rtl/>
+              </w:rPr>
+            </w:pPr>
+            <w:r>
+              <w:rPr>
+                <w:rFonts w:ascii="Arial" w:eastAsia="Times New Roman" w:hAnsi="Arial" w:cs="AL-Mateen" w:hint="cs"/>
+                <w:b/>
+                <w:bCs/>
+                <w:color w:val="000000" w:themeColor="text1"/>
+                <w:sz w:val="36"/>
+                <w:szCs w:val="36"/>
+                <w:rtl/>
+              </w:rPr>
+              <w:t xml:space="preserve">رئيس مناوبة </w:t>
+            </w:r>
+            <w:proofErr w:type="gramStart"/>
+            <w:r>
+              <w:rPr>
+                <w:rFonts w:ascii="Arial" w:eastAsia="Times New Roman" w:hAnsi="Arial" w:cs="AL-Mateen" w:hint="cs"/>
+                <w:b/>
+                <w:bCs/>
+                <w:color w:val="000000" w:themeColor="text1"/>
+                <w:sz w:val="36"/>
+                <w:szCs w:val="36"/>
+                <w:rtl/>
+              </w:rPr>
+              <w:t xml:space="preserve">( </w:t>
+            </w:r>
+            <w:bookmarkStart w:id="0" w:name="Shift1"/>
+            <w:bookmarkEnd w:id="0"/>
+            <w:r>
+              <w:rPr>
+                <w:rFonts w:ascii="Arial" w:eastAsia="Times New Roman" w:hAnsi="Arial" w:cs="AL-Mateen" w:hint="cs"/>
+                <w:b/>
+                <w:bCs/>
+                <w:color w:val="000000" w:themeColor="text1"/>
+                <w:sz w:val="36"/>
+                <w:szCs w:val="36"/>
+                <w:rtl/>
+              </w:rPr>
+              <w:t xml:space="preserve"> )</w:t>
+            </w:r>
+            <w:proofErr w:type="gramEnd"/>
+            <w:r>
+              <w:rPr>
+                <w:rFonts w:ascii="Arial" w:eastAsia="Times New Roman" w:hAnsi="Arial" w:cs="AL-Mateen" w:hint="cs"/>
+                <w:b/>
+                <w:bCs/>
+                <w:color w:val="000000" w:themeColor="text1"/>
+                <w:sz w:val="36"/>
+                <w:szCs w:val="36"/>
+                <w:rtl/>
+              </w:rPr>
+              <w:t xml:space="preserve"> مغادرة ( </w:t>
+            </w:r>
+            <w:bookmarkStart w:id="1" w:name="HallNumber1"/>
+            <w:bookmarkEnd w:id="1"/>
+            <w:r>
+              <w:rPr>
+                <w:rFonts w:ascii="Arial" w:eastAsia="Times New Roman" w:hAnsi="Arial" w:cs="AL-Mateen" w:hint="cs"/>
+                <w:b/>
+                <w:bCs/>
+                <w:color w:val="000000" w:themeColor="text1"/>
+                <w:sz w:val="36"/>
+                <w:szCs w:val="36"/>
+                <w:rtl/>
+              </w:rPr>
+              <w:t xml:space="preserve"> )</w:t>
+            </w:r>
+          </w:p>
+        </w:tc>
+      </w:tr>
+      <w:tr>
+        <w:trPr>
+          <w:trHeight w:val="698"/>
+        </w:trPr>
+        <w:tc>
+          <w:tcPr>
+            <w:tcW w:w="2116" w:type="dxa"/>
+            <w:hideMark/>
+          </w:tcPr>
+          <w:p>
+            <w:pPr>
+              <w:spacing w:line="254" w:lineRule="auto"/>
+              <w:jc w:val="right"/>
+              <w:rPr>
+                <w:rFonts w:ascii="Arial" w:eastAsia="Times New Roman" w:hAnsi="Arial" w:cs="AL-Mateen"/>
+                <w:b/>
+                <w:bCs/>
+                <w:color w:val="000000" w:themeColor="text1"/>
+                <w:sz w:val="36"/>
+                <w:szCs w:val="36"/>
+                <w:rtl/>
+              </w:rPr>
+            </w:pPr>
+            <w:bookmarkStart w:id="2" w:name="Rank1"/>
+            <w:r>
+              <w:rPr>
+                <w:rFonts w:ascii="Arial" w:eastAsia="Times New Roman" w:hAnsi="Arial" w:cs="AL-Mateen" w:hint="cs"/>
+                <w:b/>
+                <w:bCs/>
+                <w:color w:val="000000" w:themeColor="text1"/>
+                <w:sz w:val="36"/>
+                <w:szCs w:val="36"/>
+                <w:rtl/>
+              </w:rPr>
+              <w:t>........</w:t>
+            </w:r>
+            <w:bookmarkEnd w:id="2"/>
+            <w:r>
+              <w:rPr>
+                <w:rFonts w:eastAsia="Times New Roman" w:cs="AL-Mateen" w:hint="cs"/>
+                <w:b/>
+                <w:bCs/>
+                <w:sz w:val="36"/>
+                <w:szCs w:val="36"/>
+                <w:rtl/>
+              </w:rPr>
+              <w:t>/</w:t>
+            </w:r>
+          </w:p>
+        </w:tc>
+        <w:tc>
+          <w:tcPr>
+            <w:tcW w:w="3545" w:type="dxa"/>
+          </w:tcPr>
+          <w:p>
+            <w:pPr>
+              <w:spacing w:line="254" w:lineRule="auto"/>
+              <w:jc w:val="center"/>
+              <w:rPr>
+                <w:rFonts w:eastAsia="Times New Roman"/>
+                <w:sz w:val="36"/>
+                <w:szCs w:val="36"/>
+                <w:rtl/>
+              </w:rPr>
+            </w:pPr>
+          </w:p>
+        </w:tc>
+      </w:tr>
+      <w:tr>
+        <w:tc>
+          <w:tcPr>
+            <w:tcW w:w="2116" w:type="dxa"/>
+          </w:tcPr>
+          <w:p>
+            <w:pPr>
+              <w:spacing w:line="254" w:lineRule="auto"/>
+              <w:rPr>
+                <w:rFonts w:ascii="Arial" w:eastAsia="Times New Roman" w:hAnsi="Arial" w:cs="AL-Mateen"/>
+                <w:b/>
+                <w:bCs/>
+                <w:color w:val="000000" w:themeColor="text1"/>
+                <w:sz w:val="36"/>
+                <w:szCs w:val="36"/>
+                <w:rtl/>
+              </w:rPr>
+            </w:pPr>
+          </w:p>
+        </w:tc>
+        <w:tc>
+          <w:tcPr>
+            <w:tcW w:w="3545" w:type="dxa"/>
+            <w:hideMark/>
+          </w:tcPr>
+          <w:p>
+            <w:pPr>
+              <w:spacing w:line="254" w:lineRule="auto"/>
+              <w:jc w:val="center"/>
+              <w:rPr>
+                <w:rFonts w:eastAsia="Times New Roman"/>
+                <w:sz w:val="36"/>
+                <w:szCs w:val="36"/>
+                <w:rtl/>
+              </w:rPr>
+            </w:pPr>
+            <w:bookmarkStart w:id="3" w:name="OfficerName1"/>
+            <w:r>
+              <w:rPr>
+                <w:rFonts w:ascii="Arial" w:eastAsia="Times New Roman" w:hAnsi="Arial" w:cs="AL-Mateen" w:hint="cs"/>
+                <w:b/>
+                <w:bCs/>
+                <w:color w:val="000000" w:themeColor="text1"/>
+                <w:sz w:val="36"/>
+                <w:szCs w:val="36"/>
+                <w:rtl/>
+              </w:rPr>
+              <w:t>......................</w:t>
+            </w:r>
+            <w:bookmarkEnd w:id="3"/>
+          </w:p>
+        </w:tc>
+      </w:tr>
+    </w:tbl>
+    <w:p>
+      <w:pPr>
+        <w:ind w:left="-766"/>
         <w:rPr>
           <w:rFonts w:asciiTheme="minorBidi" w:hAnsiTheme="minorBidi" w:hint="cs"/>
           <w:b/>
@@ -396,950 +1325,69 @@
           <w:szCs w:val="36"/>
           <w:rtl/>
         </w:rPr>
-        <w:t>الإشارة:</w:t>
-      </w:r>
-      <w:r>
-        <w:rPr>
-          <w:rFonts w:asciiTheme="minorBidi" w:hAnsiTheme="minorBidi" w:hint="cs"/>
-          <w:color w:val="000000" w:themeColor="text1"/>
-          <w:sz w:val="36"/>
-          <w:szCs w:val="36"/>
-          <w:rtl/>
-        </w:rPr>
-        <w:t xml:space="preserve"> </w:t>
-      </w:r>
-      <w:r>
-        <w:rPr>
-          <w:rFonts w:asciiTheme="minorBidi" w:hAnsiTheme="minorBidi" w:hint="cs"/>
-          <w:color w:val="000000" w:themeColor="text1"/>
-          <w:sz w:val="36"/>
-          <w:szCs w:val="36"/>
-          <w:rtl/>
-        </w:rPr>
-        <w:t xml:space="preserve">خطاب سعادتكم رقم </w:t>
-      </w:r>
-      <w:r>
-        <w:rPr>
-          <w:rFonts w:asciiTheme="minorBidi" w:hAnsiTheme="minorBidi" w:hint="cs"/>
-          <w:color w:val="000000" w:themeColor="text1"/>
-          <w:sz w:val="36"/>
-          <w:szCs w:val="36"/>
-          <w:rtl/>
-        </w:rPr>
-        <w:t xml:space="preserve">              </w:t>
-      </w:r>
-      <w:r>
-        <w:rPr>
-          <w:rFonts w:asciiTheme="minorBidi" w:hAnsiTheme="minorBidi" w:hint="cs"/>
-          <w:color w:val="000000" w:themeColor="text1"/>
-          <w:sz w:val="36"/>
-          <w:szCs w:val="36"/>
-          <w:rtl/>
-        </w:rPr>
-        <w:t xml:space="preserve"> </w:t>
-      </w:r>
-      <w:r>
-        <w:rPr>
-          <w:rFonts w:asciiTheme="minorBidi" w:hAnsiTheme="minorBidi" w:hint="cs"/>
-          <w:color w:val="000000" w:themeColor="text1"/>
-          <w:sz w:val="36"/>
-          <w:szCs w:val="36"/>
-          <w:rtl/>
-        </w:rPr>
-        <w:t xml:space="preserve">وتاريخ </w:t>
-      </w:r>
-      <w:r>
-        <w:rPr>
-          <w:rFonts w:asciiTheme="minorBidi" w:hAnsiTheme="minorBidi" w:hint="cs"/>
-          <w:color w:val="000000" w:themeColor="text1"/>
-          <w:sz w:val="36"/>
-          <w:szCs w:val="36"/>
-          <w:rtl/>
-        </w:rPr>
-        <w:t xml:space="preserve">   </w:t>
-      </w:r>
-      <w:r>
-        <w:rPr>
-          <w:rFonts w:asciiTheme="minorBidi" w:hAnsiTheme="minorBidi" w:hint="cs"/>
-          <w:color w:val="000000" w:themeColor="text1"/>
-          <w:sz w:val="36"/>
-          <w:szCs w:val="36"/>
-          <w:rtl/>
-        </w:rPr>
-        <w:t>/</w:t>
-      </w:r>
-      <w:r>
-        <w:rPr>
-          <w:rFonts w:asciiTheme="minorBidi" w:hAnsiTheme="minorBidi" w:hint="cs"/>
-          <w:color w:val="000000" w:themeColor="text1"/>
-          <w:sz w:val="36"/>
-          <w:szCs w:val="36"/>
-          <w:rtl/>
-        </w:rPr>
-        <w:t xml:space="preserve">    </w:t>
-      </w:r>
-      <w:r>
-        <w:rPr>
-          <w:rFonts w:asciiTheme="minorBidi" w:hAnsiTheme="minorBidi" w:hint="cs"/>
-          <w:color w:val="000000" w:themeColor="text1"/>
-          <w:sz w:val="36"/>
-          <w:szCs w:val="36"/>
-          <w:rtl/>
-        </w:rPr>
-        <w:t>/</w:t>
-      </w:r>
-      <w:r>
-        <w:rPr>
-          <w:rFonts w:asciiTheme="minorBidi" w:hAnsiTheme="minorBidi" w:hint="cs"/>
-          <w:color w:val="000000" w:themeColor="text1"/>
-          <w:sz w:val="36"/>
-          <w:szCs w:val="36"/>
-          <w:rtl/>
-        </w:rPr>
-        <w:t xml:space="preserve">    </w:t>
-      </w:r>
-      <w:r>
-        <w:rPr>
-          <w:rFonts w:asciiTheme="minorBidi" w:hAnsiTheme="minorBidi" w:hint="cs"/>
-          <w:color w:val="000000" w:themeColor="text1"/>
-          <w:sz w:val="36"/>
-          <w:szCs w:val="36"/>
-          <w:rtl/>
-        </w:rPr>
-        <w:t>١٤٤هـ</w:t>
+      </w:pPr>
+      <w:r>
+        <w:rPr>
+          <w:rFonts w:asciiTheme="minorBidi" w:hAnsiTheme="minorBidi"/>
+          <w:color w:val="000000" w:themeColor="text1"/>
+          <w:sz w:val="36"/>
+          <w:szCs w:val="36"/>
+          <w:rtl/>
+        </w:rPr>
+        <w:t xml:space="preserve">                                                    </w:t>
       </w:r>
     </w:p>
     <w:p>
       <w:pPr>
-        <w:rPr>
-          <w:rFonts w:asciiTheme="minorBidi" w:hAnsiTheme="minorBidi"/>
-          <w:color w:val="000000" w:themeColor="text1"/>
-          <w:sz w:val="36"/>
-          <w:szCs w:val="36"/>
-          <w:rtl/>
-        </w:rPr>
-      </w:pPr>
-      <w:r>
-        <w:rPr>
-          <w:rFonts w:asciiTheme="minorBidi" w:hAnsiTheme="minorBidi" w:hint="cs"/>
+        <w:ind w:left="-766"/>
+        <w:rPr>
+          <w:rFonts w:asciiTheme="minorBidi" w:hAnsiTheme="minorBidi" w:cs="AL-Mateen"/>
           <w:b/>
           <w:bCs/>
           <w:color w:val="000000" w:themeColor="text1"/>
-          <w:sz w:val="36"/>
-          <w:szCs w:val="36"/>
-          <w:rtl/>
-        </w:rPr>
-        <w:t>الموضوع:</w:t>
-      </w:r>
-      <w:r>
-        <w:rPr>
-          <w:rFonts w:asciiTheme="minorBidi" w:hAnsiTheme="minorBidi" w:hint="cs"/>
-          <w:color w:val="000000" w:themeColor="text1"/>
-          <w:sz w:val="36"/>
-          <w:szCs w:val="36"/>
-          <w:rtl/>
-        </w:rPr>
-        <w:t xml:space="preserve"> </w:t>
-      </w:r>
-      <w:r>
-        <w:rPr>
-          <w:rFonts w:asciiTheme="minorBidi" w:hAnsiTheme="minorBidi" w:hint="cs"/>
-          <w:color w:val="000000" w:themeColor="text1"/>
-          <w:sz w:val="36"/>
-          <w:szCs w:val="36"/>
-          <w:rtl/>
-        </w:rPr>
-        <w:t xml:space="preserve">بشأن تخلف </w:t>
-      </w:r>
-      <w:r>
-        <w:rPr>
-          <w:rFonts w:asciiTheme="minorBidi" w:hAnsiTheme="minorBidi" w:hint="cs"/>
-          <w:color w:val="000000" w:themeColor="text1"/>
-          <w:sz w:val="36"/>
-          <w:szCs w:val="36"/>
-          <w:rtl/>
-        </w:rPr>
-        <w:t>الراكب</w:t>
-      </w:r>
-      <w:r>
-        <w:rPr>
-          <w:rFonts w:asciiTheme="minorBidi" w:hAnsiTheme="minorBidi" w:hint="cs"/>
-          <w:color w:val="000000" w:themeColor="text1"/>
-          <w:sz w:val="36"/>
-          <w:szCs w:val="36"/>
-          <w:rtl/>
-        </w:rPr>
-        <w:t xml:space="preserve"> الموضحة </w:t>
-      </w:r>
-      <w:r>
-        <w:rPr>
-          <w:rFonts w:asciiTheme="minorBidi" w:hAnsiTheme="minorBidi" w:hint="cs"/>
-          <w:color w:val="000000" w:themeColor="text1"/>
-          <w:sz w:val="36"/>
-          <w:szCs w:val="36"/>
-          <w:rtl/>
-        </w:rPr>
-        <w:t>بياناته</w:t>
-      </w:r>
-      <w:r>
-        <w:rPr>
-          <w:rFonts w:asciiTheme="minorBidi" w:hAnsiTheme="minorBidi" w:hint="cs"/>
-          <w:color w:val="000000" w:themeColor="text1"/>
-          <w:sz w:val="36"/>
-          <w:szCs w:val="36"/>
-          <w:rtl/>
-        </w:rPr>
-        <w:t xml:space="preserve"> بعالية عن رحلة </w:t>
-      </w:r>
-      <w:r>
-        <w:rPr>
-          <w:rFonts w:asciiTheme="minorBidi" w:hAnsiTheme="minorBidi" w:hint="cs"/>
-          <w:color w:val="000000" w:themeColor="text1"/>
-          <w:sz w:val="36"/>
-          <w:szCs w:val="36"/>
-          <w:rtl/>
-        </w:rPr>
-        <w:t>خطوط</w:t>
-      </w:r>
-      <w:r>
-        <w:rPr>
-          <w:rFonts w:asciiTheme="minorBidi" w:hAnsiTheme="minorBidi" w:hint="cs"/>
-          <w:color w:val="000000" w:themeColor="text1"/>
-          <w:sz w:val="36"/>
-          <w:szCs w:val="36"/>
-          <w:rtl/>
-        </w:rPr>
-        <w:t xml:space="preserve"> </w:t>
-      </w:r>
-      <w:r>
-        <w:rPr>
-          <w:rFonts w:asciiTheme="minorBidi" w:hAnsiTheme="minorBidi" w:hint="cs"/>
-          <w:color w:val="000000" w:themeColor="text1"/>
-          <w:sz w:val="36"/>
-          <w:szCs w:val="36"/>
-          <w:rtl/>
-        </w:rPr>
-        <w:t>..........</w:t>
-      </w:r>
-      <w:r>
-        <w:rPr>
-          <w:rFonts w:asciiTheme="minorBidi" w:hAnsiTheme="minorBidi" w:hint="cs"/>
-          <w:color w:val="000000" w:themeColor="text1"/>
-          <w:sz w:val="36"/>
-          <w:szCs w:val="36"/>
-          <w:rtl/>
-        </w:rPr>
-        <w:t xml:space="preserve"> </w:t>
-      </w:r>
-      <w:r>
-        <w:rPr>
-          <w:rFonts w:asciiTheme="minorBidi" w:hAnsiTheme="minorBidi" w:hint="cs"/>
-          <w:color w:val="000000" w:themeColor="text1"/>
-          <w:sz w:val="36"/>
-          <w:szCs w:val="36"/>
-          <w:rtl/>
-        </w:rPr>
-        <w:t>رقم (</w:t>
-      </w:r>
-      <w:r>
-        <w:rPr>
-          <w:rFonts w:asciiTheme="minorBidi" w:hAnsiTheme="minorBidi" w:hint="cs"/>
-          <w:color w:val="000000" w:themeColor="text1"/>
-          <w:sz w:val="36"/>
-          <w:szCs w:val="36"/>
-          <w:rtl/>
-        </w:rPr>
-        <w:t>...........</w:t>
-      </w:r>
-      <w:r>
-        <w:rPr>
-          <w:rFonts w:asciiTheme="minorBidi" w:hAnsiTheme="minorBidi" w:hint="cs"/>
-          <w:color w:val="000000" w:themeColor="text1"/>
-          <w:sz w:val="36"/>
-          <w:szCs w:val="36"/>
-          <w:rtl/>
-        </w:rPr>
-        <w:t xml:space="preserve">) </w:t>
-      </w:r>
-    </w:p>
-    <w:p>
-      <w:pPr>
-        <w:rPr>
-          <w:rFonts w:asciiTheme="minorBidi" w:hAnsiTheme="minorBidi"/>
-          <w:color w:val="000000" w:themeColor="text1"/>
-          <w:sz w:val="36"/>
-          <w:szCs w:val="36"/>
-          <w:rtl/>
+          <w:sz w:val="32"/>
+          <w:szCs w:val="32"/>
         </w:rPr>
       </w:pPr>
       <w:r>
         <w:rPr>
-          <w:rFonts w:asciiTheme="minorBidi" w:hAnsiTheme="minorBidi" w:hint="cs"/>
+          <w:rFonts w:asciiTheme="minorBidi" w:hAnsiTheme="minorBidi" w:cs="AL-Mateen"/>
           <w:b/>
           <w:bCs/>
           <w:color w:val="000000" w:themeColor="text1"/>
-          <w:sz w:val="36"/>
-          <w:szCs w:val="36"/>
-          <w:rtl/>
-        </w:rPr>
-        <w:t>الإفادة:</w:t>
-      </w:r>
-      <w:r>
-        <w:rPr>
-          <w:rFonts w:asciiTheme="minorBidi" w:hAnsiTheme="minorBidi" w:hint="cs"/>
+          <w:sz w:val="32"/>
+          <w:szCs w:val="32"/>
+          <w:rtl/>
+        </w:rPr>
+        <w:t>                                        </w:t>
+      </w:r>
+      <w:bookmarkStart w:id="4" w:name="rankoff"/>
+      <w:bookmarkEnd w:id="4"/>
+      <w:r>
+        <w:rPr>
+          <w:rFonts w:asciiTheme="minorBidi" w:hAnsiTheme="minorBidi" w:cs="AL-Mateen"/>
           <w:b/>
           <w:bCs/>
           <w:color w:val="000000" w:themeColor="text1"/>
-          <w:sz w:val="36"/>
-          <w:szCs w:val="36"/>
-          <w:rtl/>
-        </w:rPr>
-        <w:t xml:space="preserve"> </w:t>
-      </w:r>
-      <w:r>
-        <w:rPr>
-          <w:rFonts w:asciiTheme="minorBidi" w:hAnsiTheme="minorBidi" w:hint="cs"/>
-          <w:color w:val="000000" w:themeColor="text1"/>
-          <w:sz w:val="36"/>
-          <w:szCs w:val="36"/>
-          <w:rtl/>
-        </w:rPr>
-        <w:t>نفيد سعادتكم بأن</w:t>
-      </w:r>
-      <w:r>
-        <w:rPr>
-          <w:rFonts w:asciiTheme="minorBidi" w:hAnsiTheme="minorBidi" w:hint="cs"/>
-          <w:color w:val="000000" w:themeColor="text1"/>
-          <w:sz w:val="36"/>
-          <w:szCs w:val="36"/>
-          <w:rtl/>
-        </w:rPr>
-        <w:t>ه</w:t>
-      </w:r>
-      <w:r>
-        <w:rPr>
-          <w:rFonts w:asciiTheme="minorBidi" w:hAnsiTheme="minorBidi" w:hint="cs"/>
-          <w:color w:val="000000" w:themeColor="text1"/>
-          <w:sz w:val="36"/>
-          <w:szCs w:val="36"/>
-          <w:rtl/>
-        </w:rPr>
-        <w:t xml:space="preserve"> </w:t>
-      </w:r>
-      <w:r>
-        <w:rPr>
-          <w:rFonts w:asciiTheme="minorBidi" w:hAnsiTheme="minorBidi" w:hint="cs"/>
-          <w:color w:val="000000" w:themeColor="text1"/>
-          <w:sz w:val="36"/>
-          <w:szCs w:val="36"/>
-          <w:rtl/>
-        </w:rPr>
-        <w:t>تمت مغادرة</w:t>
-      </w:r>
-      <w:r>
-        <w:rPr>
-          <w:rFonts w:asciiTheme="minorBidi" w:hAnsiTheme="minorBidi" w:hint="cs"/>
-          <w:color w:val="000000" w:themeColor="text1"/>
-          <w:sz w:val="36"/>
-          <w:szCs w:val="36"/>
-          <w:rtl/>
-        </w:rPr>
-        <w:t xml:space="preserve"> </w:t>
-      </w:r>
-      <w:r>
-        <w:rPr>
-          <w:rFonts w:asciiTheme="minorBidi" w:hAnsiTheme="minorBidi" w:hint="cs"/>
-          <w:color w:val="000000" w:themeColor="text1"/>
-          <w:sz w:val="36"/>
-          <w:szCs w:val="36"/>
-          <w:rtl/>
-        </w:rPr>
-        <w:t>الراكب</w:t>
-      </w:r>
-      <w:r>
-        <w:rPr>
-          <w:rFonts w:asciiTheme="minorBidi" w:hAnsiTheme="minorBidi" w:hint="cs"/>
-          <w:color w:val="000000" w:themeColor="text1"/>
-          <w:sz w:val="36"/>
-          <w:szCs w:val="36"/>
-          <w:rtl/>
-        </w:rPr>
-        <w:t xml:space="preserve"> </w:t>
-      </w:r>
-      <w:r>
-        <w:rPr>
-          <w:rFonts w:asciiTheme="minorBidi" w:hAnsiTheme="minorBidi" w:hint="cs"/>
-          <w:color w:val="000000" w:themeColor="text1"/>
-          <w:sz w:val="36"/>
-          <w:szCs w:val="36"/>
-          <w:rtl/>
-        </w:rPr>
-        <w:t xml:space="preserve">يوم </w:t>
-      </w:r>
-      <w:r>
-        <w:rPr>
-          <w:rFonts w:asciiTheme="minorBidi" w:hAnsiTheme="minorBidi" w:hint="cs"/>
-          <w:color w:val="000000" w:themeColor="text1"/>
-          <w:sz w:val="36"/>
-          <w:szCs w:val="36"/>
-          <w:rtl/>
-        </w:rPr>
-        <w:t>.......</w:t>
-      </w:r>
-      <w:r>
-        <w:rPr>
-          <w:rFonts w:asciiTheme="minorBidi" w:hAnsiTheme="minorBidi" w:hint="cs"/>
-          <w:color w:val="000000" w:themeColor="text1"/>
-          <w:sz w:val="36"/>
-          <w:szCs w:val="36"/>
-          <w:rtl/>
-        </w:rPr>
-        <w:t xml:space="preserve"> </w:t>
-      </w:r>
-      <w:r>
-        <w:rPr>
-          <w:rFonts w:asciiTheme="minorBidi" w:hAnsiTheme="minorBidi" w:hint="cs"/>
-          <w:color w:val="000000" w:themeColor="text1"/>
-          <w:sz w:val="36"/>
-          <w:szCs w:val="36"/>
-          <w:rtl/>
-        </w:rPr>
-        <w:t>الموافق</w:t>
-      </w:r>
-      <w:r>
-        <w:rPr>
-          <w:rFonts w:asciiTheme="minorBidi" w:hAnsiTheme="minorBidi" w:hint="cs"/>
-          <w:color w:val="000000" w:themeColor="text1"/>
-          <w:sz w:val="36"/>
-          <w:szCs w:val="36"/>
-          <w:rtl/>
-        </w:rPr>
-        <w:t xml:space="preserve"> </w:t>
-      </w:r>
-      <w:r>
-        <w:rPr>
-          <w:rFonts w:asciiTheme="minorBidi" w:hAnsiTheme="minorBidi" w:hint="cs"/>
-          <w:color w:val="000000" w:themeColor="text1"/>
-          <w:sz w:val="36"/>
-          <w:szCs w:val="36"/>
-          <w:rtl/>
-        </w:rPr>
-        <w:t xml:space="preserve">/    / </w:t>
-      </w:r>
-      <w:r>
-        <w:rPr>
-          <w:rFonts w:asciiTheme="minorBidi" w:hAnsiTheme="minorBidi" w:hint="cs"/>
-          <w:color w:val="000000" w:themeColor="text1"/>
-          <w:sz w:val="36"/>
-          <w:szCs w:val="36"/>
-          <w:rtl/>
-        </w:rPr>
-        <w:t xml:space="preserve">على رحلة </w:t>
-      </w:r>
-      <w:r>
-        <w:rPr>
-          <w:rFonts w:asciiTheme="minorBidi" w:hAnsiTheme="minorBidi" w:hint="cs"/>
-          <w:color w:val="000000" w:themeColor="text1"/>
-          <w:sz w:val="36"/>
-          <w:szCs w:val="36"/>
-          <w:rtl/>
-        </w:rPr>
-        <w:t xml:space="preserve">الخطوط </w:t>
-      </w:r>
-      <w:r>
-        <w:rPr>
-          <w:rFonts w:asciiTheme="minorBidi" w:hAnsiTheme="minorBidi" w:hint="cs"/>
-          <w:color w:val="000000" w:themeColor="text1"/>
-          <w:sz w:val="36"/>
-          <w:szCs w:val="36"/>
-          <w:rtl/>
-        </w:rPr>
-        <w:t>............</w:t>
-      </w:r>
-      <w:r>
-        <w:rPr>
-          <w:rFonts w:asciiTheme="minorBidi" w:hAnsiTheme="minorBidi" w:hint="cs"/>
-          <w:color w:val="000000" w:themeColor="text1"/>
-          <w:sz w:val="36"/>
-          <w:szCs w:val="36"/>
-          <w:rtl/>
-        </w:rPr>
-        <w:t xml:space="preserve"> </w:t>
-      </w:r>
-      <w:r>
-        <w:rPr>
-          <w:rFonts w:asciiTheme="minorBidi" w:hAnsiTheme="minorBidi" w:hint="cs"/>
-          <w:color w:val="000000" w:themeColor="text1"/>
-          <w:sz w:val="36"/>
-          <w:szCs w:val="36"/>
-          <w:rtl/>
-        </w:rPr>
-        <w:t>رقم</w:t>
-      </w:r>
-      <w:r>
-        <w:rPr>
-          <w:rFonts w:asciiTheme="minorBidi" w:hAnsiTheme="minorBidi" w:hint="cs"/>
-          <w:color w:val="000000" w:themeColor="text1"/>
-          <w:sz w:val="36"/>
-          <w:szCs w:val="36"/>
-          <w:rtl/>
-        </w:rPr>
-        <w:t xml:space="preserve"> </w:t>
-      </w:r>
-      <w:r>
-        <w:rPr>
-          <w:rFonts w:asciiTheme="minorBidi" w:hAnsiTheme="minorBidi" w:hint="cs"/>
-          <w:color w:val="000000" w:themeColor="text1"/>
-          <w:sz w:val="36"/>
-          <w:szCs w:val="36"/>
-          <w:rtl/>
-        </w:rPr>
-        <w:t>(</w:t>
-      </w:r>
-      <w:proofErr w:type="gramStart"/>
-      <w:r>
-        <w:rPr>
-          <w:rFonts w:asciiTheme="minorBidi" w:hAnsiTheme="minorBidi" w:hint="cs"/>
-          <w:color w:val="000000" w:themeColor="text1"/>
-          <w:sz w:val="36"/>
-          <w:szCs w:val="36"/>
-          <w:rtl/>
-        </w:rPr>
-        <w:t xml:space="preserve">.......... </w:t>
-      </w:r>
-      <w:r>
-        <w:rPr>
-          <w:rFonts w:asciiTheme="minorBidi" w:hAnsiTheme="minorBidi" w:hint="cs"/>
-          <w:color w:val="000000" w:themeColor="text1"/>
-          <w:sz w:val="36"/>
-          <w:szCs w:val="36"/>
-          <w:rtl/>
-        </w:rPr>
-        <w:t>)</w:t>
-      </w:r>
-      <w:proofErr w:type="gramEnd"/>
-      <w:r>
-        <w:rPr>
-          <w:rFonts w:asciiTheme="minorBidi" w:hAnsiTheme="minorBidi" w:hint="cs"/>
-          <w:color w:val="000000" w:themeColor="text1"/>
-          <w:sz w:val="36"/>
-          <w:szCs w:val="36"/>
-          <w:rtl/>
-        </w:rPr>
-        <w:t xml:space="preserve"> والمتجهة الى</w:t>
-      </w:r>
-      <w:r>
-        <w:rPr>
-          <w:rFonts w:asciiTheme="minorBidi" w:hAnsiTheme="minorBidi"/>
-          <w:color w:val="000000" w:themeColor="text1"/>
-          <w:sz w:val="36"/>
-          <w:szCs w:val="36"/>
-        </w:rPr>
-        <w:t xml:space="preserve"> </w:t>
-      </w:r>
-      <w:r>
-        <w:rPr>
-          <w:rFonts w:asciiTheme="minorBidi" w:hAnsiTheme="minorBidi" w:hint="cs"/>
-          <w:color w:val="000000" w:themeColor="text1"/>
-          <w:sz w:val="36"/>
-          <w:szCs w:val="36"/>
-          <w:rtl/>
-        </w:rPr>
-        <w:t>.........</w:t>
-      </w:r>
-      <w:r>
-        <w:rPr>
-          <w:rFonts w:asciiTheme="minorBidi" w:hAnsiTheme="minorBidi" w:hint="cs"/>
-          <w:color w:val="000000" w:themeColor="text1"/>
-          <w:sz w:val="36"/>
-          <w:szCs w:val="36"/>
-          <w:rtl/>
-        </w:rPr>
-        <w:t xml:space="preserve"> </w:t>
-      </w:r>
-      <w:r>
-        <w:rPr>
-          <w:rFonts w:asciiTheme="minorBidi" w:hAnsiTheme="minorBidi" w:hint="cs"/>
-          <w:color w:val="000000" w:themeColor="text1"/>
-          <w:sz w:val="36"/>
-          <w:szCs w:val="36"/>
-          <w:rtl/>
-        </w:rPr>
-        <w:t>بدون ملاحظات.</w:t>
-      </w:r>
-    </w:p>
-    <w:p>
-      <w:pPr>
-        <w:rPr>
-          <w:rFonts w:asciiTheme="minorBidi" w:hAnsiTheme="minorBidi"/>
-          <w:color w:val="000000" w:themeColor="text1"/>
-          <w:sz w:val="36"/>
-          <w:szCs w:val="36"/>
-          <w:rtl/>
-        </w:rPr>
-      </w:pPr>
-      <w:r>
-        <w:rPr>
-          <w:rFonts w:asciiTheme="minorBidi" w:hAnsiTheme="minorBidi" w:hint="cs"/>
-          <w:color w:val="000000" w:themeColor="text1"/>
-          <w:sz w:val="36"/>
-          <w:szCs w:val="36"/>
-          <w:rtl/>
-        </w:rPr>
-        <w:t xml:space="preserve">وتجدون بطية </w:t>
-      </w:r>
-      <w:r>
-        <w:rPr>
-          <w:rFonts w:asciiTheme="minorBidi" w:hAnsiTheme="minorBidi" w:hint="cs"/>
-          <w:color w:val="000000" w:themeColor="text1"/>
-          <w:sz w:val="36"/>
-          <w:szCs w:val="36"/>
-          <w:rtl/>
-        </w:rPr>
-        <w:t>شرائح الحاسب الآلي.</w:t>
-      </w:r>
-    </w:p>
-    <w:p>
-      <w:pPr>
-        <w:rPr>
-          <w:rFonts w:asciiTheme="minorBidi" w:hAnsiTheme="minorBidi"/>
-          <w:color w:val="000000" w:themeColor="text1"/>
-          <w:sz w:val="36"/>
-          <w:szCs w:val="36"/>
-          <w:rtl/>
-        </w:rPr>
-      </w:pPr>
-    </w:p>
-    <w:p>
-      <w:pPr>
-        <w:rPr>
-          <w:rFonts w:asciiTheme="minorBidi" w:hAnsiTheme="minorBidi"/>
-          <w:color w:val="000000" w:themeColor="text1"/>
           <w:sz w:val="32"/>
           <w:szCs w:val="32"/>
           <w:rtl/>
         </w:rPr>
-      </w:pPr>
-      <w:r>
-        <w:rPr>
-          <w:rFonts w:asciiTheme="minorBidi" w:hAnsiTheme="minorBidi"/>
-          <w:color w:val="000000" w:themeColor="text1"/>
-          <w:sz w:val="36"/>
-          <w:szCs w:val="36"/>
-          <w:rtl/>
-        </w:rPr>
-        <w:t xml:space="preserve">  </w:t>
-      </w:r>
-      <w:r>
-        <w:rPr>
-          <w:rFonts w:asciiTheme="minorBidi" w:hAnsiTheme="minorBidi"/>
+        <w:t xml:space="preserve">                                                  </w:t>
+      </w:r>
+      <w:r>
+        <w:rPr>
+          <w:rFonts w:asciiTheme="minorBidi" w:hAnsiTheme="minorBidi" w:cs="AL-Mateen"/>
           <w:b/>
           <w:bCs/>
           <w:color w:val="000000" w:themeColor="text1"/>
-          <w:sz w:val="32"/>
-          <w:szCs w:val="32"/>
-          <w:rtl/>
-        </w:rPr>
-        <w:t xml:space="preserve">هذا ما لزم الرفع به لسعادتكم بأمل الاطلاع </w:t>
-      </w:r>
-      <w:proofErr w:type="gramStart"/>
-      <w:r>
-        <w:rPr>
-          <w:rFonts w:asciiTheme="minorBidi" w:hAnsiTheme="minorBidi"/>
-          <w:b/>
-          <w:bCs/>
-          <w:color w:val="000000" w:themeColor="text1"/>
-          <w:sz w:val="32"/>
-          <w:szCs w:val="32"/>
-          <w:rtl/>
-        </w:rPr>
-        <w:t>والإحاطة ،</w:t>
-      </w:r>
-      <w:proofErr w:type="gramEnd"/>
-      <w:r>
-        <w:rPr>
-          <w:rFonts w:asciiTheme="minorBidi" w:hAnsiTheme="minorBidi"/>
-          <w:b/>
-          <w:bCs/>
-          <w:color w:val="000000" w:themeColor="text1"/>
-          <w:sz w:val="32"/>
-          <w:szCs w:val="32"/>
-          <w:rtl/>
-        </w:rPr>
-        <w:t xml:space="preserve">،، والسلام عليكم </w:t>
-      </w:r>
-      <w:r>
-        <w:rPr>
-          <w:rFonts w:asciiTheme="minorBidi" w:hAnsiTheme="minorBidi"/>
-          <w:color w:val="000000" w:themeColor="text1"/>
-          <w:sz w:val="32"/>
-          <w:szCs w:val="32"/>
-          <w:rtl/>
-        </w:rPr>
-        <w:t> </w:t>
+          <w:sz w:val="36"/>
+          <w:szCs w:val="36"/>
+          <w:rtl/>
+        </w:rPr>
+        <w:t xml:space="preserve">  </w:t>
       </w:r>
     </w:p>
-    <w:p>
-      <w:pPr>
-        <w:rPr>
-          <w:rFonts w:asciiTheme="minorBidi" w:hAnsiTheme="minorBidi"/>
-          <w:b/>
-          <w:bCs/>
-          <w:color w:val="000000" w:themeColor="text1"/>
-          <w:sz w:val="36"/>
-          <w:szCs w:val="36"/>
-          <w:rtl/>
-        </w:rPr>
-      </w:pPr>
-      <w:r>
-        <w:rPr>
-          <w:rFonts w:asciiTheme="minorBidi" w:hAnsiTheme="minorBidi"/>
-          <w:color w:val="000000" w:themeColor="text1"/>
-          <w:sz w:val="36"/>
-          <w:szCs w:val="36"/>
-          <w:rtl/>
-        </w:rPr>
-        <w:t xml:space="preserve">                                                    </w:t>
-      </w:r>
-    </w:p>
-    <w:p>
-      <w:pPr>
-        <w:rPr>
-          <w:rFonts w:asciiTheme="minorBidi" w:hAnsiTheme="minorBidi" w:cs="PT Bold Heading"/>
-          <w:b/>
-          <w:bCs/>
-          <w:color w:val="000000" w:themeColor="text1"/>
-          <w:sz w:val="36"/>
-          <w:szCs w:val="36"/>
-          <w:rtl/>
-        </w:rPr>
-      </w:pPr>
-      <w:r>
-        <w:rPr>
-          <w:rFonts w:asciiTheme="minorBidi" w:hAnsiTheme="minorBidi"/>
-          <w:color w:val="000000" w:themeColor="text1"/>
-          <w:sz w:val="32"/>
-          <w:szCs w:val="32"/>
-          <w:rtl/>
-        </w:rPr>
-        <w:t xml:space="preserve">                                                   </w:t>
-      </w:r>
-      <w:r>
-        <w:rPr>
-          <w:rFonts w:asciiTheme="minorBidi" w:hAnsiTheme="minorBidi" w:cs="PT Bold Heading" w:hint="cs"/>
-          <w:b/>
-          <w:bCs/>
-          <w:color w:val="000000" w:themeColor="text1"/>
-          <w:sz w:val="36"/>
-          <w:szCs w:val="36"/>
-          <w:rtl/>
-        </w:rPr>
-        <w:t xml:space="preserve">رئيس مناوبة </w:t>
-      </w:r>
-      <w:proofErr w:type="gramStart"/>
-      <w:r>
-        <w:rPr>
-          <w:rFonts w:asciiTheme="minorBidi" w:hAnsiTheme="minorBidi" w:cs="PT Bold Heading" w:hint="cs"/>
-          <w:b/>
-          <w:bCs/>
-          <w:color w:val="000000" w:themeColor="text1"/>
-          <w:sz w:val="36"/>
-          <w:szCs w:val="36"/>
-          <w:rtl/>
-        </w:rPr>
-        <w:t>(</w:t>
-      </w:r>
-      <w:r>
-        <w:rPr>
-          <w:rFonts w:ascii="Cambria" w:hAnsi="Cambria" w:cs="Times New Roman"/>
-          <w:b/>
-          <w:bCs/>
-          <w:color w:val="000000" w:themeColor="text1"/>
-          <w:sz w:val="36"/>
-          <w:szCs w:val="36"/>
-          <w:rtl/>
-        </w:rPr>
-        <w:t> </w:t>
-      </w:r>
-      <w:bookmarkStart w:id="0" w:name="mnaw1"/>
-      <w:bookmarkEnd w:id="0"/>
-      <w:r>
-        <w:rPr>
-          <w:rFonts w:asciiTheme="minorBidi" w:hAnsiTheme="minorBidi" w:cs="PT Bold Heading" w:hint="cs"/>
-          <w:b/>
-          <w:bCs/>
-          <w:color w:val="000000" w:themeColor="text1"/>
-          <w:sz w:val="36"/>
-          <w:szCs w:val="36"/>
-          <w:rtl/>
-        </w:rPr>
-        <w:t xml:space="preserve"> </w:t>
-      </w:r>
-      <w:proofErr w:type="gramEnd"/>
-      <w:r>
-        <w:rPr>
-          <w:rFonts w:asciiTheme="minorBidi" w:hAnsiTheme="minorBidi" w:cs="PT Bold Heading" w:hint="cs"/>
-          <w:b/>
-          <w:bCs/>
-          <w:color w:val="000000" w:themeColor="text1"/>
-          <w:sz w:val="36"/>
-          <w:szCs w:val="36"/>
-          <w:rtl/>
-        </w:rPr>
-        <w:t xml:space="preserve"> ) </w:t>
-      </w:r>
-      <w:r>
-        <w:rPr>
-          <w:rFonts w:asciiTheme="minorBidi" w:hAnsiTheme="minorBidi" w:cs="PT Bold Heading" w:hint="cs"/>
-          <w:b/>
-          <w:bCs/>
-          <w:color w:val="000000" w:themeColor="text1"/>
-          <w:sz w:val="36"/>
-          <w:szCs w:val="36"/>
-          <w:rtl/>
-        </w:rPr>
-        <w:t>سفر</w:t>
-      </w:r>
-      <w:r>
-        <w:rPr>
-          <w:rFonts w:asciiTheme="minorBidi" w:hAnsiTheme="minorBidi" w:cs="PT Bold Heading" w:hint="cs"/>
-          <w:b/>
-          <w:bCs/>
-          <w:color w:val="000000" w:themeColor="text1"/>
-          <w:sz w:val="36"/>
-          <w:szCs w:val="36"/>
-          <w:rtl/>
-        </w:rPr>
-        <w:t xml:space="preserve"> (</w:t>
-      </w:r>
-      <w:bookmarkStart w:id="1" w:name="trminal1"/>
-      <w:bookmarkEnd w:id="1"/>
-      <w:r>
-        <w:rPr>
-          <w:rFonts w:asciiTheme="minorBidi" w:hAnsiTheme="minorBidi" w:cs="PT Bold Heading" w:hint="cs"/>
-          <w:b/>
-          <w:bCs/>
-          <w:color w:val="000000" w:themeColor="text1"/>
-          <w:sz w:val="36"/>
-          <w:szCs w:val="36"/>
-          <w:rtl/>
-        </w:rPr>
-        <w:t xml:space="preserve"> </w:t>
-      </w:r>
-      <w:r>
-        <w:rPr>
-          <w:rFonts w:asciiTheme="minorBidi" w:hAnsiTheme="minorBidi" w:cs="PT Bold Heading" w:hint="cs"/>
-          <w:b/>
-          <w:bCs/>
-          <w:color w:val="000000" w:themeColor="text1"/>
-          <w:sz w:val="36"/>
-          <w:szCs w:val="36"/>
-          <w:rtl/>
-        </w:rPr>
-        <w:t xml:space="preserve"> </w:t>
-      </w:r>
-      <w:r>
-        <w:rPr>
-          <w:rFonts w:asciiTheme="minorBidi" w:hAnsiTheme="minorBidi" w:cs="PT Bold Heading" w:hint="cs"/>
-          <w:b/>
-          <w:bCs/>
-          <w:color w:val="000000" w:themeColor="text1"/>
-          <w:sz w:val="36"/>
-          <w:szCs w:val="36"/>
-          <w:rtl/>
-        </w:rPr>
-        <w:t xml:space="preserve"> )</w:t>
-      </w:r>
-    </w:p>
-    <w:p>
-      <w:pPr>
-        <w:rPr>
-          <w:rFonts w:asciiTheme="minorBidi" w:hAnsiTheme="minorBidi"/>
-          <w:b/>
-          <w:bCs/>
-          <w:color w:val="000000" w:themeColor="text1"/>
-          <w:sz w:val="32"/>
-          <w:szCs w:val="32"/>
-          <w:rtl/>
-        </w:rPr>
-      </w:pPr>
-      <w:r>
-        <w:rPr>
-          <w:rFonts w:asciiTheme="minorBidi" w:hAnsiTheme="minorBidi"/>
-          <w:b/>
-          <w:bCs/>
-          <w:color w:val="000000" w:themeColor="text1"/>
-          <w:sz w:val="32"/>
-          <w:szCs w:val="32"/>
-          <w:rtl/>
-        </w:rPr>
-        <w:t>                                        </w:t>
-      </w:r>
-      <w:bookmarkStart w:id="2" w:name="rankoff"/>
-      <w:bookmarkEnd w:id="2"/>
-      <w:r>
-        <w:rPr>
-          <w:rFonts w:asciiTheme="minorBidi" w:hAnsiTheme="minorBidi" w:hint="cs"/>
-          <w:b/>
-          <w:bCs/>
-          <w:color w:val="000000" w:themeColor="text1"/>
-          <w:sz w:val="32"/>
-          <w:szCs w:val="32"/>
-          <w:rtl/>
-        </w:rPr>
-        <w:t xml:space="preserve"> </w:t>
-      </w:r>
-      <w:r>
-        <w:rPr>
-          <w:rFonts w:asciiTheme="minorBidi" w:hAnsiTheme="minorBidi"/>
-          <w:b/>
-          <w:bCs/>
-          <w:color w:val="000000" w:themeColor="text1"/>
-          <w:sz w:val="32"/>
-          <w:szCs w:val="32"/>
-          <w:rtl/>
-        </w:rPr>
-        <w:t>/ </w:t>
-      </w:r>
-    </w:p>
-    <w:p>
-      <w:pPr>
-        <w:rPr>
-          <w:rFonts w:asciiTheme="minorBidi" w:hAnsiTheme="minorBidi"/>
-          <w:b/>
-          <w:bCs/>
-          <w:color w:val="000000" w:themeColor="text1"/>
-          <w:sz w:val="40"/>
-          <w:szCs w:val="40"/>
-          <w:rtl/>
-        </w:rPr>
-      </w:pPr>
-      <w:r>
-        <w:rPr>
-          <w:rFonts w:asciiTheme="minorBidi" w:hAnsiTheme="minorBidi"/>
-          <w:b/>
-          <w:bCs/>
-          <w:color w:val="000000" w:themeColor="text1"/>
-          <w:sz w:val="32"/>
-          <w:szCs w:val="32"/>
-          <w:rtl/>
-        </w:rPr>
-        <w:t xml:space="preserve">                                                    </w:t>
-      </w:r>
-      <w:r>
-        <w:rPr>
-          <w:rFonts w:asciiTheme="minorBidi" w:hAnsiTheme="minorBidi"/>
-          <w:b/>
-          <w:bCs/>
-          <w:color w:val="000000" w:themeColor="text1"/>
-          <w:sz w:val="36"/>
-          <w:szCs w:val="36"/>
-          <w:rtl/>
-        </w:rPr>
-        <w:t xml:space="preserve">   </w:t>
-      </w:r>
-    </w:p>
-    <w:p/>
     <w:sectPr>
       <w:headerReference w:type="default" r:id="rId7"/>
       <w:footerReference w:type="default" r:id="rId8"/>
@@ -1495,7 +1543,7 @@
           <wp:extent cx="7302731" cy="8136000"/>
           <wp:effectExtent l="0" t="0" r="0" b="0"/>
           <wp:wrapNone/>
-          <wp:docPr id="65" name="صورة 2" descr="مشروع جديد (1) (1).png"/>
+          <wp:docPr id="881329885" name="صورة 2" descr="مشروع جديد (1) (1).png"/>
           <wp:cNvGraphicFramePr>
             <a:graphicFrameLocks xmlns:a="http://schemas.openxmlformats.org/drawingml/2006/main" noChangeAspect="1"/>
           </wp:cNvGraphicFramePr>
@@ -1561,7 +1609,7 @@
               <wp:lineTo x="1816" y="2678"/>
             </wp:wrapPolygon>
           </wp:wrapTight>
-          <wp:docPr id="66" name="صورة 3" descr="[CITYPNG.COM]HD Bismilah Arab Calligraphy بسم الله الرحمان الرحيم Basmalah PNG - 2400x898.png"/>
+          <wp:docPr id="832664639" name="صورة 3" descr="[CITYPNG.COM]HD Bismilah Arab Calligraphy بسم الله الرحمان الرحيم Basmalah PNG - 2400x898.png"/>
           <wp:cNvGraphicFramePr>
             <a:graphicFrameLocks xmlns:a="http://schemas.openxmlformats.org/drawingml/2006/main" noChangeAspect="1"/>
           </wp:cNvGraphicFramePr>
@@ -1634,7 +1682,7 @@
               <wp:lineTo x="10052" y="0"/>
             </wp:wrapPolygon>
           </wp:wrapTight>
-          <wp:docPr id="67" name="صورة 5" descr="الجوازات السعودية.png"/>
+          <wp:docPr id="392741329" name="صورة 5" descr="الجوازات السعودية.png"/>
           <wp:cNvGraphicFramePr>
             <a:graphicFrameLocks xmlns:a="http://schemas.openxmlformats.org/drawingml/2006/main" noChangeAspect="1"/>
           </wp:cNvGraphicFramePr>
@@ -1694,7 +1742,7 @@
               <wp:lineTo x="475" y="4696"/>
             </wp:wrapPolygon>
           </wp:wrapTight>
-          <wp:docPr id="68" name="صورة 1" descr="toppng.com-مخطوطة-المملكة-العربية-السعودية-1394x527.png"/>
+          <wp:docPr id="914150472" name="صورة 1" descr="toppng.com-مخطوطة-المملكة-العربية-السعودية-1394x527.png"/>
           <wp:cNvGraphicFramePr>
             <a:graphicFrameLocks xmlns:a="http://schemas.openxmlformats.org/drawingml/2006/main" noChangeAspect="1"/>
           </wp:cNvGraphicFramePr>
@@ -3045,6 +3093,34 @@
       </w:tblBorders>
     </w:tblPr>
   </w:style>
+  <w:style w:type="table" w:customStyle="1" w:styleId="10">
+    <w:name w:val="شبكة جدول1"/>
+    <w:basedOn w:val="a1"/>
+    <w:next w:val="ac"/>
+    <w:uiPriority w:val="39"/>
+    <w:rsid w:val="005A1AD5"/>
+    <w:pPr>
+      <w:spacing w:after="0" w:line="240" w:lineRule="auto"/>
+    </w:pPr>
+    <w:rPr>
+      <w:rFonts w:ascii="Aptos" w:eastAsia="Times New Roman" w:hAnsi="Aptos" w:cs="Arial"/>
+      <w:kern w:val="0"/>
+      <w:sz w:val="22"/>
+      <w:szCs w:val="22"/>
+      <w14:ligatures w14:val="none"/>
+    </w:rPr>
+    <w:tblPr>
+      <w:tblInd w:w="0" w:type="nil"/>
+      <w:tblBorders>
+        <w:top w:val="single" w:sz="4" w:space="0" w:color="auto"/>
+        <w:left w:val="single" w:sz="4" w:space="0" w:color="auto"/>
+        <w:bottom w:val="single" w:sz="4" w:space="0" w:color="auto"/>
+        <w:right w:val="single" w:sz="4" w:space="0" w:color="auto"/>
+        <w:insideH w:val="single" w:sz="4" w:space="0" w:color="auto"/>
+        <w:insideV w:val="single" w:sz="4" w:space="0" w:color="auto"/>
+      </w:tblBorders>
+    </w:tblPr>
+  </w:style>
 </w:styles>
 </file>
 
